--- a/Lam7ara/Documentation/LAM7ARA-SEGUNDA ENTREGA.docx
+++ b/Lam7ara/Documentation/LAM7ARA-SEGUNDA ENTREGA.docx
@@ -28,7 +28,7 @@
                     <pic:cNvPicPr/>
                   </pic:nvPicPr>
                   <pic:blipFill>
-                    <a:blip r:embed="rId7" cstate="print"/>
+                    <a:blip r:embed="rId8" cstate="print"/>
                     <a:stretch>
                       <a:fillRect/>
                     </a:stretch>
@@ -705,7 +705,19 @@
         <w:rPr>
           <w:sz w:val="22"/>
         </w:rPr>
-        <w:t xml:space="preserve">Gonzalo Castillo </w:t>
+        <w:t xml:space="preserve">Gonzalo </w:t>
+      </w:r>
+      <w:r>
+        <w:rPr>
+          <w:sz w:val="22"/>
+        </w:rPr>
+        <w:t xml:space="preserve">Juan </w:t>
+      </w:r>
+      <w:r>
+        <w:rPr>
+          <w:sz w:val="22"/>
+        </w:rPr>
+        <w:t xml:space="preserve">Castillo </w:t>
       </w:r>
     </w:p>
     <w:p>
@@ -858,35 +870,121 @@
       </w:pPr>
       <w:r>
         <w:lastRenderedPageBreak/>
-        <w:t>8. Esquema de Base de Datos</w:t>
-      </w:r>
-    </w:p>
-    <w:p>
-      <w:r>
-        <w:t>Se</w:t>
-      </w:r>
-      <w:r>
-        <w:t xml:space="preserve"> presentan los dos diagramas UML de Entidad-Relación (DER) que representan la estructura de datos del sistema. El primero muestra la visión conceptual del dominio y el segundo la implementación física en SQLite.</w:t>
-      </w:r>
-    </w:p>
-    <w:p>
+        <w:t>Esquema de Base de Datos</w:t>
+      </w:r>
+    </w:p>
+    <w:p>
+      <w:pPr>
+        <w:spacing w:before="80" w:after="80"/>
+        <w:jc w:val="both"/>
+      </w:pPr>
+      <w:r>
+        <w:t>Se presentan los dos diagramas UML de Entidad-</w:t>
+      </w:r>
+      <w:r>
+        <w:t>relación</w:t>
+      </w:r>
+      <w:r>
+        <w:t xml:space="preserve"> (DER) que representan la estructura de datos del sistema LAM7ARA. El primero muestra la </w:t>
+      </w:r>
+      <w:r>
+        <w:t>visión</w:t>
+      </w:r>
+      <w:r>
+        <w:t xml:space="preserve"> conceptual del dominio y el segundo la </w:t>
+      </w:r>
+      <w:r>
+        <w:t>implementación</w:t>
+      </w:r>
+      <w:r>
+        <w:t xml:space="preserve"> </w:t>
+      </w:r>
+      <w:r>
+        <w:t>física</w:t>
+      </w:r>
+      <w:r>
+        <w:t xml:space="preserve"> en SQLite.</w:t>
+      </w:r>
+    </w:p>
+    <w:p>
+      <w:pPr>
+        <w:pStyle w:val="Ttulo3"/>
+      </w:pPr>
+      <w:r>
+        <w:t>DER Conceptual</w:t>
+      </w:r>
+    </w:p>
+    <w:p>
+      <w:pPr>
+        <w:spacing w:before="80" w:after="80"/>
+      </w:pPr>
+      <w:r>
+        <w:t xml:space="preserve">El diagrama conceptual representa las entidades principales del dominio, sus atributos clave y las relaciones entre ellas, sin incluir detalles </w:t>
+      </w:r>
+      <w:r>
+        <w:t>técnicos</w:t>
+      </w:r>
+      <w:r>
+        <w:t xml:space="preserve"> de </w:t>
+      </w:r>
+      <w:r>
+        <w:t>implementación</w:t>
+      </w:r>
+      <w:r>
+        <w:t>.</w:t>
+      </w:r>
+    </w:p>
+    <w:p>
+      <w:pPr>
+        <w:spacing w:before="80" w:after="80"/>
+        <w:jc w:val="both"/>
+      </w:pPr>
+      <w:r>
+        <w:t xml:space="preserve">Entidades principales: Clientes, Productos, Ventas, </w:t>
+      </w:r>
+      <w:proofErr w:type="spellStart"/>
+      <w:r>
+        <w:t>Venta_Productos</w:t>
+      </w:r>
+      <w:proofErr w:type="spellEnd"/>
+      <w:r>
+        <w:t xml:space="preserve">, Cajas y Movimientos. Las relaciones principales son: un Cliente puede tener muchas Ventas; una Venta contiene uno o </w:t>
+      </w:r>
+      <w:r>
+        <w:t>más</w:t>
+      </w:r>
+      <w:r>
+        <w:t xml:space="preserve"> Productos a </w:t>
+      </w:r>
+      <w:r>
+        <w:t>través</w:t>
+      </w:r>
+      <w:r>
+        <w:t xml:space="preserve"> de la tabla intermedia </w:t>
+      </w:r>
+      <w:proofErr w:type="spellStart"/>
+      <w:r>
+        <w:t>Venta_Productos</w:t>
+      </w:r>
+      <w:proofErr w:type="spellEnd"/>
+      <w:r>
+        <w:t>; una Venta pertenece a una Caja; una Caja puede tener muchos Movimientos.</w:t>
+      </w:r>
+    </w:p>
+    <w:p>
+      <w:pPr>
+        <w:spacing w:before="80" w:after="80"/>
+        <w:jc w:val="both"/>
+      </w:pPr>
       <w:r>
         <w:rPr>
           <w:noProof/>
         </w:rPr>
         <w:drawing>
-          <wp:anchor distT="0" distB="0" distL="114300" distR="114300" simplePos="0" relativeHeight="251666432" behindDoc="0" locked="0" layoutInCell="1" allowOverlap="1" wp14:anchorId="69EE36B6" wp14:editId="32B5978E">
-            <wp:simplePos x="0" y="0"/>
-            <wp:positionH relativeFrom="margin">
-              <wp:posOffset>-635</wp:posOffset>
-            </wp:positionH>
-            <wp:positionV relativeFrom="paragraph">
-              <wp:posOffset>247015</wp:posOffset>
-            </wp:positionV>
-            <wp:extent cx="4753638" cy="4210638"/>
-            <wp:effectExtent l="0" t="0" r="0" b="0"/>
-            <wp:wrapSquare wrapText="bothSides"/>
-            <wp:docPr id="1935608123" name="Imagen 1"/>
+          <wp:inline distT="0" distB="0" distL="0" distR="0" wp14:anchorId="7CF6B90C" wp14:editId="2025FC65">
+            <wp:extent cx="3400900" cy="3934374"/>
+            <wp:effectExtent l="0" t="0" r="9525" b="0"/>
+            <wp:docPr id="89676691" name="Imagen 1"/>
             <wp:cNvGraphicFramePr>
               <a:graphicFrameLocks xmlns:a="http://schemas.openxmlformats.org/drawingml/2006/main" noChangeAspect="1"/>
             </wp:cNvGraphicFramePr>
@@ -894,93 +992,7 @@
               <a:graphicData uri="http://schemas.openxmlformats.org/drawingml/2006/picture">
                 <pic:pic xmlns:pic="http://schemas.openxmlformats.org/drawingml/2006/picture">
                   <pic:nvPicPr>
-                    <pic:cNvPr id="1935608123" name=""/>
-                    <pic:cNvPicPr/>
-                  </pic:nvPicPr>
-                  <pic:blipFill>
-                    <a:blip r:embed="rId8">
-                      <a:extLst>
-                        <a:ext uri="{28A0092B-C50C-407E-A947-70E740481C1C}">
-                          <a14:useLocalDpi xmlns:a14="http://schemas.microsoft.com/office/drawing/2010/main" val="0"/>
-                        </a:ext>
-                      </a:extLst>
-                    </a:blip>
-                    <a:stretch>
-                      <a:fillRect/>
-                    </a:stretch>
-                  </pic:blipFill>
-                  <pic:spPr>
-                    <a:xfrm>
-                      <a:off x="0" y="0"/>
-                      <a:ext cx="4753638" cy="4210638"/>
-                    </a:xfrm>
-                    <a:prstGeom prst="rect">
-                      <a:avLst/>
-                    </a:prstGeom>
-                  </pic:spPr>
-                </pic:pic>
-              </a:graphicData>
-            </a:graphic>
-            <wp14:sizeRelH relativeFrom="margin">
-              <wp14:pctWidth>0</wp14:pctWidth>
-            </wp14:sizeRelH>
-            <wp14:sizeRelV relativeFrom="margin">
-              <wp14:pctHeight>0</wp14:pctHeight>
-            </wp14:sizeRelV>
-          </wp:anchor>
-        </w:drawing>
-      </w:r>
-    </w:p>
-    <w:p>
-      <w:r>
-        <w:t>El</w:t>
-      </w:r>
-    </w:p>
-    <w:p/>
-    <w:p/>
-    <w:p/>
-    <w:p/>
-    <w:p/>
-    <w:p/>
-    <w:p/>
-    <w:p/>
-    <w:p/>
-    <w:p/>
-    <w:p/>
-    <w:p/>
-    <w:p/>
-    <w:p/>
-    <w:p/>
-    <w:p/>
-    <w:p/>
-    <w:p/>
-    <w:p/>
-    <w:p/>
-    <w:p/>
-    <w:p>
-      <w:r>
-        <w:lastRenderedPageBreak/>
-        <w:t xml:space="preserve"> diagrama físico representa la implementación exacta de la base de datos en SQLite, incluyendo claves primarias (PK), claves foráneas (FK), tipos de datos y restricciones.</w:t>
-      </w:r>
-    </w:p>
-    <w:p>
-      <w:r>
-        <w:rPr>
-          <w:noProof/>
-        </w:rPr>
-        <w:drawing>
-          <wp:inline distT="0" distB="0" distL="0" distR="0" wp14:anchorId="33EFD912" wp14:editId="7166D16F">
-            <wp:extent cx="5400040" cy="3764915"/>
-            <wp:effectExtent l="0" t="0" r="0" b="6985"/>
-            <wp:docPr id="988930485" name="Imagen 1"/>
-            <wp:cNvGraphicFramePr>
-              <a:graphicFrameLocks xmlns:a="http://schemas.openxmlformats.org/drawingml/2006/main" noChangeAspect="1"/>
-            </wp:cNvGraphicFramePr>
-            <a:graphic xmlns:a="http://schemas.openxmlformats.org/drawingml/2006/main">
-              <a:graphicData uri="http://schemas.openxmlformats.org/drawingml/2006/picture">
-                <pic:pic xmlns:pic="http://schemas.openxmlformats.org/drawingml/2006/picture">
-                  <pic:nvPicPr>
-                    <pic:cNvPr id="988930485" name=""/>
+                    <pic:cNvPr id="89676691" name=""/>
                     <pic:cNvPicPr/>
                   </pic:nvPicPr>
                   <pic:blipFill>
@@ -992,7 +1004,7 @@
                   <pic:spPr>
                     <a:xfrm>
                       <a:off x="0" y="0"/>
-                      <a:ext cx="5400040" cy="3764915"/>
+                      <a:ext cx="3400900" cy="3934374"/>
                     </a:xfrm>
                     <a:prstGeom prst="rect">
                       <a:avLst/>
@@ -1006,306 +1018,86 @@
       </w:r>
     </w:p>
     <w:p/>
+    <w:p>
+      <w:r>
+        <w:t>El</w:t>
+      </w:r>
+    </w:p>
     <w:p/>
     <w:p/>
-    <w:p>
-      <w:pPr>
-        <w:spacing w:before="177"/>
-        <w:ind w:left="240"/>
-        <w:rPr>
-          <w:rFonts w:ascii="Arial" w:hAnsi="Arial"/>
-          <w:b/>
-          <w:color w:val="FFFFFF"/>
-          <w:spacing w:val="-2"/>
-          <w:sz w:val="28"/>
-        </w:rPr>
-      </w:pPr>
-      <w:r>
-        <w:rPr>
-          <w:rFonts w:ascii="Arial" w:hAnsi="Arial"/>
-          <w:b/>
-          <w:color w:val="FFFFFF"/>
-          <w:sz w:val="28"/>
-        </w:rPr>
-        <w:t xml:space="preserve">9. Listado de Módulos a </w:t>
-      </w:r>
-      <w:r>
-        <w:rPr>
-          <w:rFonts w:ascii="Arial" w:hAnsi="Arial"/>
-          <w:b/>
-          <w:color w:val="FFFFFF"/>
-          <w:spacing w:val="-2"/>
-          <w:sz w:val="28"/>
-        </w:rPr>
-        <w:t>Desa</w:t>
-      </w:r>
-    </w:p>
-    <w:p>
-      <w:pPr>
-        <w:spacing w:before="177"/>
-        <w:ind w:left="240"/>
-        <w:rPr>
-          <w:rFonts w:ascii="Arial" w:hAnsi="Arial"/>
-          <w:b/>
-          <w:color w:val="FFFFFF"/>
-          <w:spacing w:val="-2"/>
-          <w:sz w:val="28"/>
-        </w:rPr>
-      </w:pPr>
-    </w:p>
-    <w:p>
-      <w:pPr>
-        <w:spacing w:before="177"/>
-        <w:ind w:left="240"/>
-        <w:rPr>
-          <w:rFonts w:ascii="Arial" w:hAnsi="Arial"/>
-          <w:b/>
-          <w:color w:val="FFFFFF"/>
-          <w:spacing w:val="-2"/>
-          <w:sz w:val="28"/>
-        </w:rPr>
-      </w:pPr>
-    </w:p>
-    <w:p>
-      <w:pPr>
-        <w:spacing w:before="177"/>
-        <w:ind w:left="240"/>
-        <w:rPr>
-          <w:rFonts w:ascii="Arial" w:hAnsi="Arial"/>
-          <w:b/>
-          <w:color w:val="FFFFFF"/>
-          <w:spacing w:val="-2"/>
-          <w:sz w:val="28"/>
-        </w:rPr>
-      </w:pPr>
-    </w:p>
-    <w:p>
-      <w:pPr>
-        <w:spacing w:before="177"/>
-        <w:ind w:left="240"/>
-        <w:rPr>
-          <w:rFonts w:ascii="Arial" w:hAnsi="Arial"/>
-          <w:b/>
-          <w:color w:val="FFFFFF"/>
-          <w:spacing w:val="-2"/>
-          <w:sz w:val="28"/>
-        </w:rPr>
-      </w:pPr>
-    </w:p>
-    <w:p>
-      <w:pPr>
-        <w:spacing w:before="177"/>
-        <w:ind w:left="240"/>
-        <w:rPr>
-          <w:rFonts w:ascii="Arial" w:hAnsi="Arial"/>
-          <w:b/>
-          <w:color w:val="FFFFFF"/>
-          <w:spacing w:val="-2"/>
-          <w:sz w:val="28"/>
-        </w:rPr>
-      </w:pPr>
-    </w:p>
-    <w:p>
-      <w:pPr>
-        <w:spacing w:before="177"/>
-        <w:ind w:left="240"/>
-        <w:rPr>
-          <w:rFonts w:ascii="Arial" w:hAnsi="Arial"/>
-          <w:b/>
-          <w:color w:val="FFFFFF"/>
-          <w:spacing w:val="-2"/>
-          <w:sz w:val="28"/>
-        </w:rPr>
-      </w:pPr>
-    </w:p>
-    <w:p>
-      <w:pPr>
-        <w:spacing w:before="177"/>
-        <w:ind w:left="240"/>
-        <w:rPr>
-          <w:rFonts w:ascii="Arial" w:hAnsi="Arial"/>
-          <w:b/>
-          <w:color w:val="FFFFFF"/>
-          <w:spacing w:val="-2"/>
-          <w:sz w:val="28"/>
-        </w:rPr>
-      </w:pPr>
-    </w:p>
-    <w:p>
-      <w:pPr>
-        <w:spacing w:before="177"/>
-        <w:ind w:left="240"/>
-        <w:rPr>
-          <w:rFonts w:ascii="Arial" w:hAnsi="Arial"/>
-          <w:b/>
-          <w:color w:val="000000"/>
-          <w:sz w:val="28"/>
-        </w:rPr>
-      </w:pPr>
-      <w:r>
-        <w:rPr>
-          <w:rFonts w:ascii="Arial" w:hAnsi="Arial"/>
-          <w:b/>
-          <w:color w:val="FFFFFF"/>
-          <w:spacing w:val="-2"/>
-          <w:sz w:val="28"/>
-        </w:rPr>
-        <w:t>rrollar</w:t>
-      </w:r>
-    </w:p>
-    <w:p>
-      <w:pPr>
-        <w:pStyle w:val="Ttulo2"/>
+    <w:p/>
+    <w:p>
+      <w:pPr>
+        <w:pStyle w:val="Ttulo3"/>
       </w:pPr>
       <w:r>
         <w:lastRenderedPageBreak/>
-        <w:t>Listado de módulos a desarrollar</w:t>
-      </w:r>
-    </w:p>
-    <w:p>
-      <w:pPr>
-        <w:pStyle w:val="Textoindependiente"/>
-        <w:spacing w:before="188" w:line="285" w:lineRule="auto"/>
-        <w:ind w:left="262" w:right="1109"/>
+        <w:t xml:space="preserve">DER </w:t>
+      </w:r>
+      <w:r>
+        <w:t>físico</w:t>
+      </w:r>
+    </w:p>
+    <w:p>
+      <w:pPr>
+        <w:spacing w:before="80" w:after="80"/>
         <w:jc w:val="both"/>
       </w:pPr>
       <w:r>
-        <w:t>El</w:t>
-      </w:r>
-      <w:r>
-        <w:rPr>
-          <w:spacing w:val="-2"/>
-        </w:rPr>
-        <w:t xml:space="preserve"> </w:t>
-      </w:r>
-      <w:r>
-        <w:t>sistema</w:t>
-      </w:r>
-      <w:r>
-        <w:rPr>
-          <w:spacing w:val="-2"/>
-        </w:rPr>
-        <w:t xml:space="preserve"> </w:t>
-      </w:r>
-      <w:r>
-        <w:t>LAM7ARA</w:t>
-      </w:r>
-      <w:r>
-        <w:rPr>
-          <w:spacing w:val="-2"/>
-        </w:rPr>
-        <w:t xml:space="preserve"> </w:t>
-      </w:r>
-      <w:r>
-        <w:t>cuenta</w:t>
-      </w:r>
-      <w:r>
-        <w:rPr>
-          <w:spacing w:val="-2"/>
-        </w:rPr>
-        <w:t xml:space="preserve"> </w:t>
-      </w:r>
-      <w:r>
-        <w:t>con</w:t>
-      </w:r>
-      <w:r>
-        <w:rPr>
-          <w:spacing w:val="-2"/>
-        </w:rPr>
-        <w:t xml:space="preserve"> </w:t>
-      </w:r>
-      <w:r>
-        <w:t>un</w:t>
-      </w:r>
-      <w:r>
-        <w:rPr>
-          <w:spacing w:val="-2"/>
-        </w:rPr>
-        <w:t xml:space="preserve"> </w:t>
-      </w:r>
-      <w:r>
-        <w:t>único</w:t>
-      </w:r>
-      <w:r>
-        <w:rPr>
-          <w:spacing w:val="-2"/>
-        </w:rPr>
-        <w:t xml:space="preserve"> </w:t>
-      </w:r>
-      <w:r>
-        <w:t>tipo</w:t>
-      </w:r>
-      <w:r>
-        <w:rPr>
-          <w:spacing w:val="-2"/>
-        </w:rPr>
-        <w:t xml:space="preserve"> </w:t>
-      </w:r>
-      <w:r>
-        <w:t>de</w:t>
-      </w:r>
-      <w:r>
-        <w:rPr>
-          <w:spacing w:val="-2"/>
-        </w:rPr>
-        <w:t xml:space="preserve"> </w:t>
-      </w:r>
-      <w:r>
-        <w:t>actor</w:t>
-      </w:r>
-      <w:r>
-        <w:rPr>
-          <w:spacing w:val="-2"/>
-        </w:rPr>
-        <w:t xml:space="preserve"> </w:t>
-      </w:r>
-      <w:r>
-        <w:t>(Operador/Vendedor)</w:t>
-      </w:r>
-      <w:r>
-        <w:rPr>
-          <w:spacing w:val="-2"/>
-        </w:rPr>
-        <w:t xml:space="preserve"> </w:t>
-      </w:r>
-      <w:r>
-        <w:t>ya</w:t>
-      </w:r>
-      <w:r>
-        <w:rPr>
-          <w:spacing w:val="-2"/>
-        </w:rPr>
-        <w:t xml:space="preserve"> </w:t>
-      </w:r>
-      <w:r>
-        <w:t>que</w:t>
-      </w:r>
-      <w:r>
-        <w:rPr>
-          <w:spacing w:val="-2"/>
-        </w:rPr>
-        <w:t xml:space="preserve"> </w:t>
-      </w:r>
-      <w:r>
-        <w:t xml:space="preserve">no implementa sistema de autenticación ni roles diferenciados. Adicionalmente, se identifica un actor externo: la API de dolarapi.com que provee cotizaciones. A continuación se presenta el diagrama UML de Casos de Uso del sistema completo y el detalle de cada </w:t>
-      </w:r>
-      <w:r>
-        <w:rPr>
-          <w:spacing w:val="-2"/>
-        </w:rPr>
-        <w:t>módulo.</w:t>
-      </w:r>
-    </w:p>
-    <w:p>
-      <w:r>
-        <w:rPr>
+        <w:t xml:space="preserve">El diagrama </w:t>
+      </w:r>
+      <w:r>
+        <w:t>físico</w:t>
+      </w:r>
+      <w:r>
+        <w:t xml:space="preserve"> representa la </w:t>
+      </w:r>
+      <w:r>
+        <w:t>implementación</w:t>
+      </w:r>
+      <w:r>
+        <w:t xml:space="preserve"> exacta de la base de datos en SQLite, incluyendo claves primarias (PK), claves </w:t>
+      </w:r>
+      <w:r>
+        <w:t>foráneas</w:t>
+      </w:r>
+      <w:r>
+        <w:t xml:space="preserve"> (FK), tipos de datos y restricciones CHECK. La base de datos se almacena en el archivo Lam7araDataBaseAPP.db ubicado en %</w:t>
+      </w:r>
+      <w:proofErr w:type="spellStart"/>
+      <w:r>
+        <w:t>AppData</w:t>
+      </w:r>
+      <w:proofErr w:type="spellEnd"/>
+      <w:r>
+        <w:t xml:space="preserve">%\Lam7ara\ y se activa PRAGMA </w:t>
+      </w:r>
+      <w:proofErr w:type="spellStart"/>
+      <w:r>
+        <w:t>foreign_keys</w:t>
+      </w:r>
+      <w:proofErr w:type="spellEnd"/>
+      <w:r>
+        <w:t xml:space="preserve"> = ON al iniciar.</w:t>
+      </w:r>
+    </w:p>
+    <w:p>
+      <w:pPr>
+        <w:spacing w:before="80" w:after="80"/>
+        <w:jc w:val="both"/>
+      </w:pPr>
+      <w:r>
+        <w:rPr>
+          <w:i/>
+          <w:iCs/>
           <w:noProof/>
+          <w:color w:val="999999"/>
         </w:rPr>
         <w:drawing>
-          <wp:inline distT="0" distB="0" distL="0" distR="0" wp14:anchorId="39ACDB8F" wp14:editId="22913D22">
-            <wp:extent cx="5400040" cy="4174490"/>
-            <wp:effectExtent l="0" t="0" r="0" b="0"/>
-            <wp:docPr id="1379757692" name="Imagen 1"/>
+          <wp:inline distT="0" distB="0" distL="0" distR="0" wp14:anchorId="39F9553F" wp14:editId="39BF3E60">
+            <wp:extent cx="5400040" cy="3505152"/>
+            <wp:effectExtent l="0" t="0" r="0" b="635"/>
+            <wp:docPr id="207412102" name="Imagen 1"/>
             <wp:cNvGraphicFramePr>
               <a:graphicFrameLocks xmlns:a="http://schemas.openxmlformats.org/drawingml/2006/main" noChangeAspect="1"/>
             </wp:cNvGraphicFramePr>
@@ -1313,7 +1105,7 @@
               <a:graphicData uri="http://schemas.openxmlformats.org/drawingml/2006/picture">
                 <pic:pic xmlns:pic="http://schemas.openxmlformats.org/drawingml/2006/picture">
                   <pic:nvPicPr>
-                    <pic:cNvPr id="1379757692" name=""/>
+                    <pic:cNvPr id="207412102" name=""/>
                     <pic:cNvPicPr/>
                   </pic:nvPicPr>
                   <pic:blipFill>
@@ -1325,7 +1117,7 @@
                   <pic:spPr>
                     <a:xfrm>
                       <a:off x="0" y="0"/>
-                      <a:ext cx="5400040" cy="4174490"/>
+                      <a:ext cx="5400040" cy="3505152"/>
                     </a:xfrm>
                     <a:prstGeom prst="rect">
                       <a:avLst/>
@@ -1338,6 +1130,228 @@
         </w:drawing>
       </w:r>
     </w:p>
+    <w:p>
+      <w:pPr>
+        <w:pStyle w:val="Ttulo2"/>
+      </w:pPr>
+      <w:r>
+        <w:t>Listado de módulos a desarrollar</w:t>
+      </w:r>
+    </w:p>
+    <w:p>
+      <w:pPr>
+        <w:pStyle w:val="TableParagraph"/>
+        <w:rPr>
+          <w:rFonts w:ascii="Arial" w:hAnsi="Arial" w:cs="Arial"/>
+        </w:rPr>
+      </w:pPr>
+      <w:r>
+        <w:rPr>
+          <w:rFonts w:ascii="Arial" w:hAnsi="Arial" w:cs="Arial"/>
+        </w:rPr>
+        <w:t xml:space="preserve">El sistema LAM7ARA cuenta con un </w:t>
+      </w:r>
+      <w:r>
+        <w:rPr>
+          <w:rFonts w:ascii="Arial" w:hAnsi="Arial" w:cs="Arial"/>
+        </w:rPr>
+        <w:t>único</w:t>
+      </w:r>
+      <w:r>
+        <w:rPr>
+          <w:rFonts w:ascii="Arial" w:hAnsi="Arial" w:cs="Arial"/>
+        </w:rPr>
+        <w:t xml:space="preserve"> tipo de actor principal (Operador/Vendedor) ya que no implementa sistema de </w:t>
+      </w:r>
+      <w:r>
+        <w:rPr>
+          <w:rFonts w:ascii="Arial" w:hAnsi="Arial" w:cs="Arial"/>
+        </w:rPr>
+        <w:t>autenticación</w:t>
+      </w:r>
+      <w:r>
+        <w:rPr>
+          <w:rFonts w:ascii="Arial" w:hAnsi="Arial" w:cs="Arial"/>
+        </w:rPr>
+        <w:t xml:space="preserve"> ni roles diferenciados. Adicionalmente se identifica un actor externo: la API REST de dolarapi.com que provee cotizaciones de divisas.</w:t>
+      </w:r>
+    </w:p>
+    <w:p>
+      <w:pPr>
+        <w:pStyle w:val="TableParagraph"/>
+        <w:rPr>
+          <w:rFonts w:ascii="Arial" w:hAnsi="Arial" w:cs="Arial"/>
+        </w:rPr>
+      </w:pPr>
+    </w:p>
+    <w:p>
+      <w:pPr>
+        <w:pStyle w:val="TableParagraph"/>
+        <w:rPr>
+          <w:rFonts w:ascii="Arial" w:hAnsi="Arial" w:cs="Arial"/>
+        </w:rPr>
+      </w:pPr>
+    </w:p>
+    <w:p>
+      <w:pPr>
+        <w:pStyle w:val="TableParagraph"/>
+        <w:rPr>
+          <w:rFonts w:ascii="Arial" w:hAnsi="Arial" w:cs="Arial"/>
+        </w:rPr>
+      </w:pPr>
+    </w:p>
+    <w:p>
+      <w:pPr>
+        <w:pStyle w:val="TableParagraph"/>
+        <w:rPr>
+          <w:rFonts w:ascii="Arial" w:hAnsi="Arial" w:cs="Arial"/>
+        </w:rPr>
+      </w:pPr>
+    </w:p>
+    <w:p>
+      <w:pPr>
+        <w:pStyle w:val="TableParagraph"/>
+        <w:rPr>
+          <w:rFonts w:ascii="Arial" w:hAnsi="Arial" w:cs="Arial"/>
+        </w:rPr>
+      </w:pPr>
+    </w:p>
+    <w:p>
+      <w:pPr>
+        <w:pStyle w:val="TableParagraph"/>
+        <w:rPr>
+          <w:rFonts w:ascii="Arial" w:hAnsi="Arial" w:cs="Arial"/>
+        </w:rPr>
+      </w:pPr>
+    </w:p>
+    <w:p>
+      <w:pPr>
+        <w:pStyle w:val="TableParagraph"/>
+        <w:rPr>
+          <w:rFonts w:ascii="Arial" w:hAnsi="Arial" w:cs="Arial"/>
+        </w:rPr>
+      </w:pPr>
+    </w:p>
+    <w:p>
+      <w:pPr>
+        <w:pStyle w:val="TableParagraph"/>
+        <w:rPr>
+          <w:rFonts w:ascii="Arial" w:hAnsi="Arial" w:cs="Arial"/>
+        </w:rPr>
+      </w:pPr>
+    </w:p>
+    <w:p>
+      <w:pPr>
+        <w:pStyle w:val="TableParagraph"/>
+        <w:rPr>
+          <w:rFonts w:ascii="Arial" w:hAnsi="Arial" w:cs="Arial"/>
+        </w:rPr>
+      </w:pPr>
+    </w:p>
+    <w:p>
+      <w:pPr>
+        <w:pStyle w:val="TableParagraph"/>
+        <w:rPr>
+          <w:rFonts w:ascii="Arial" w:hAnsi="Arial" w:cs="Arial"/>
+        </w:rPr>
+      </w:pPr>
+    </w:p>
+    <w:p>
+      <w:pPr>
+        <w:pStyle w:val="TableParagraph"/>
+        <w:rPr>
+          <w:rFonts w:ascii="Arial" w:hAnsi="Arial" w:cs="Arial"/>
+        </w:rPr>
+      </w:pPr>
+    </w:p>
+    <w:p>
+      <w:pPr>
+        <w:pStyle w:val="TableParagraph"/>
+      </w:pPr>
+      <w:r>
+        <w:rPr>
+          <w:rFonts w:ascii="Arial" w:hAnsi="Arial" w:cs="Arial"/>
+        </w:rPr>
+        <w:lastRenderedPageBreak/>
+        <w:t xml:space="preserve">A </w:t>
+      </w:r>
+      <w:r>
+        <w:rPr>
+          <w:rFonts w:ascii="Arial" w:hAnsi="Arial" w:cs="Arial"/>
+        </w:rPr>
+        <w:t>continuación</w:t>
+      </w:r>
+      <w:r>
+        <w:rPr>
+          <w:rFonts w:ascii="Arial" w:hAnsi="Arial" w:cs="Arial"/>
+        </w:rPr>
+        <w:t xml:space="preserve"> se presenta el diagrama UML de Casos de Uso del sistema completo y el detalle de cada </w:t>
+      </w:r>
+      <w:r>
+        <w:rPr>
+          <w:rFonts w:ascii="Arial" w:hAnsi="Arial" w:cs="Arial"/>
+        </w:rPr>
+        <w:t>módulo</w:t>
+      </w:r>
+      <w:r>
+        <w:rPr>
+          <w:rFonts w:ascii="Arial" w:hAnsi="Arial" w:cs="Arial"/>
+        </w:rPr>
+        <w:t xml:space="preserve"> con sus funcionalidades, pantallas e interfaces relacionadas.</w:t>
+      </w:r>
+      <w:r>
+        <w:rPr>
+          <w:noProof/>
+        </w:rPr>
+        <w:t xml:space="preserve"> </w:t>
+      </w:r>
+      <w:r>
+        <w:rPr>
+          <w:noProof/>
+        </w:rPr>
+        <w:drawing>
+          <wp:inline distT="0" distB="0" distL="0" distR="0" wp14:anchorId="10FAFC06" wp14:editId="07A3358B">
+            <wp:extent cx="5087060" cy="6192114"/>
+            <wp:effectExtent l="0" t="0" r="0" b="0"/>
+            <wp:docPr id="1464210959" name="Imagen 1"/>
+            <wp:cNvGraphicFramePr>
+              <a:graphicFrameLocks xmlns:a="http://schemas.openxmlformats.org/drawingml/2006/main" noChangeAspect="1"/>
+            </wp:cNvGraphicFramePr>
+            <a:graphic xmlns:a="http://schemas.openxmlformats.org/drawingml/2006/main">
+              <a:graphicData uri="http://schemas.openxmlformats.org/drawingml/2006/picture">
+                <pic:pic xmlns:pic="http://schemas.openxmlformats.org/drawingml/2006/picture">
+                  <pic:nvPicPr>
+                    <pic:cNvPr id="1464210959" name=""/>
+                    <pic:cNvPicPr/>
+                  </pic:nvPicPr>
+                  <pic:blipFill>
+                    <a:blip r:embed="rId11"/>
+                    <a:stretch>
+                      <a:fillRect/>
+                    </a:stretch>
+                  </pic:blipFill>
+                  <pic:spPr>
+                    <a:xfrm>
+                      <a:off x="0" y="0"/>
+                      <a:ext cx="5087060" cy="6192114"/>
+                    </a:xfrm>
+                    <a:prstGeom prst="rect">
+                      <a:avLst/>
+                    </a:prstGeom>
+                  </pic:spPr>
+                </pic:pic>
+              </a:graphicData>
+            </a:graphic>
+          </wp:inline>
+        </w:drawing>
+      </w:r>
+    </w:p>
+    <w:p>
+      <w:pPr>
+        <w:spacing w:before="60" w:after="60"/>
+      </w:pPr>
+    </w:p>
+    <w:p/>
     <w:p/>
     <w:p>
       <w:pPr>
@@ -1369,267 +1383,142 @@
     </w:p>
     <w:p>
       <w:pPr>
-        <w:tabs>
-          <w:tab w:val="left" w:pos="2171"/>
-        </w:tabs>
-      </w:pPr>
-    </w:p>
-    <w:p>
-      <w:pPr>
-        <w:tabs>
-          <w:tab w:val="left" w:pos="2171"/>
-        </w:tabs>
-      </w:pPr>
-    </w:p>
-    <w:p>
-      <w:pPr>
-        <w:tabs>
-          <w:tab w:val="left" w:pos="2171"/>
-        </w:tabs>
-      </w:pPr>
-    </w:p>
-    <w:p>
-      <w:pPr>
-        <w:tabs>
-          <w:tab w:val="left" w:pos="2171"/>
-        </w:tabs>
-      </w:pPr>
-    </w:p>
-    <w:p>
-      <w:pPr>
-        <w:spacing w:before="75"/>
-        <w:ind w:left="262"/>
-        <w:rPr>
-          <w:rFonts w:ascii="Arial" w:hAnsi="Arial"/>
-          <w:b/>
-          <w:color w:val="283493"/>
+        <w:pStyle w:val="Ttulo2"/>
+        <w:rPr>
           <w:spacing w:val="-2"/>
-          <w:sz w:val="26"/>
-        </w:rPr>
-      </w:pPr>
-      <w:r>
-        <w:rPr>
-          <w:rFonts w:ascii="Arial" w:hAnsi="Arial"/>
-          <w:b/>
-          <w:color w:val="283493"/>
-          <w:sz w:val="26"/>
-        </w:rPr>
+        </w:rPr>
+      </w:pPr>
+      <w:r>
         <w:lastRenderedPageBreak/>
         <w:t xml:space="preserve">Detalle de </w:t>
       </w:r>
       <w:r>
         <w:rPr>
-          <w:rFonts w:ascii="Arial" w:hAnsi="Arial"/>
-          <w:b/>
-          <w:color w:val="283493"/>
           <w:spacing w:val="-2"/>
-          <w:sz w:val="26"/>
         </w:rPr>
         <w:t>Módulos</w:t>
       </w:r>
     </w:p>
     <w:p>
       <w:pPr>
-        <w:pStyle w:val="Ttulo2"/>
-        <w:spacing w:before="240"/>
-      </w:pPr>
-      <w:r>
-        <w:rPr>
-          <w:color w:val="1A237E"/>
-        </w:rPr>
+        <w:pStyle w:val="Ttulo3"/>
+      </w:pPr>
+      <w:r>
         <w:t xml:space="preserve">Módulo 1: Gestión de </w:t>
       </w:r>
       <w:r>
-        <w:rPr>
-          <w:color w:val="1A237E"/>
-          <w:spacing w:val="-2"/>
-        </w:rPr>
         <w:t>Productos</w:t>
       </w:r>
     </w:p>
     <w:p>
       <w:pPr>
-        <w:widowControl w:val="0"/>
-        <w:tabs>
-          <w:tab w:val="left" w:pos="1296"/>
-        </w:tabs>
-        <w:autoSpaceDE w:val="0"/>
-        <w:autoSpaceDN w:val="0"/>
-        <w:spacing w:before="123" w:after="0" w:line="285" w:lineRule="auto"/>
-        <w:ind w:right="1109"/>
+        <w:spacing w:before="80" w:after="80"/>
         <w:jc w:val="both"/>
       </w:pPr>
       <w:r>
-        <w:rPr>
-          <w:rFonts w:ascii="Arial" w:hAnsi="Arial"/>
-          <w:b/>
-          <w:sz w:val="22"/>
-        </w:rPr>
-        <w:t xml:space="preserve">Objetivo: </w:t>
-      </w:r>
-      <w:r>
-        <w:rPr>
-          <w:sz w:val="22"/>
-        </w:rPr>
-        <w:t>Permitir la administración completa del catálogo de productos del sistema, incluyendo alta, baja, modificación y consulta de productos con sus especificaciones técnicas.</w:t>
-      </w:r>
-    </w:p>
-    <w:p>
-      <w:pPr>
-        <w:widowControl w:val="0"/>
-        <w:tabs>
-          <w:tab w:val="left" w:pos="1250"/>
-        </w:tabs>
-        <w:autoSpaceDE w:val="0"/>
-        <w:autoSpaceDN w:val="0"/>
-        <w:spacing w:before="57" w:after="0" w:line="240" w:lineRule="auto"/>
+        <w:t xml:space="preserve">Objetivo: Permitir la administración completa del </w:t>
+      </w:r>
+      <w:proofErr w:type="spellStart"/>
+      <w:r>
+        <w:t>catalogo</w:t>
+      </w:r>
+      <w:proofErr w:type="spellEnd"/>
+      <w:r>
+        <w:t xml:space="preserve"> de productos del sistema, incluyendo alta, baja, modificación y consulta de productos con sus especificaciones técnicas.</w:t>
+      </w:r>
+    </w:p>
+    <w:p>
+      <w:pPr>
+        <w:spacing w:before="80" w:after="80"/>
+      </w:pPr>
+      <w:r>
+        <w:t>Usuarios: Operador / Vendedor</w:t>
+      </w:r>
+    </w:p>
+    <w:p>
+      <w:pPr>
+        <w:spacing w:before="80" w:after="80"/>
         <w:jc w:val="both"/>
       </w:pPr>
       <w:r>
-        <w:rPr>
-          <w:rFonts w:ascii="Arial" w:hAnsi="Arial"/>
-          <w:b/>
-          <w:sz w:val="22"/>
-        </w:rPr>
-        <w:t xml:space="preserve">Usuarios: </w:t>
-      </w:r>
-      <w:r>
-        <w:rPr>
-          <w:sz w:val="22"/>
-        </w:rPr>
-        <w:t xml:space="preserve">Operador / </w:t>
-      </w:r>
-      <w:r>
-        <w:rPr>
-          <w:spacing w:val="-2"/>
-          <w:sz w:val="22"/>
-        </w:rPr>
-        <w:t>Vendedor</w:t>
-      </w:r>
-    </w:p>
-    <w:p>
-      <w:pPr>
-        <w:widowControl w:val="0"/>
-        <w:tabs>
-          <w:tab w:val="left" w:pos="1300"/>
-        </w:tabs>
-        <w:autoSpaceDE w:val="0"/>
-        <w:autoSpaceDN w:val="0"/>
-        <w:spacing w:before="58" w:after="0" w:line="285" w:lineRule="auto"/>
-        <w:ind w:right="1109"/>
+        <w:t>Pantallas: FormStock: lista de productos con filtro por condición (Nuevo/Usado), búsqueda por texto, resaltado de stock bajo (&lt;= 3 unidades), y panel lateral de edición.</w:t>
+      </w:r>
+    </w:p>
+    <w:p>
+      <w:pPr>
+        <w:spacing w:before="80" w:after="80"/>
         <w:jc w:val="both"/>
       </w:pPr>
       <w:r>
-        <w:rPr>
-          <w:rFonts w:ascii="Arial" w:hAnsi="Arial"/>
-          <w:b/>
-          <w:sz w:val="22"/>
-        </w:rPr>
-        <w:t xml:space="preserve">Interfaces relacionadas: </w:t>
-      </w:r>
-      <w:r>
-        <w:rPr>
-          <w:sz w:val="22"/>
-        </w:rPr>
-        <w:t>Base de datos SQLite (tabla Producto). Clase de lógica:</w:t>
-      </w:r>
-      <w:r>
-        <w:rPr>
-          <w:spacing w:val="-2"/>
-          <w:sz w:val="22"/>
-        </w:rPr>
+        <w:t xml:space="preserve">Interfaces relacionadas: Base de datos SQLite (tabla Productos). Servicio: </w:t>
+      </w:r>
+      <w:proofErr w:type="spellStart"/>
+      <w:r>
+        <w:t>ProductoService</w:t>
+      </w:r>
+      <w:proofErr w:type="spellEnd"/>
+      <w:r>
+        <w:t xml:space="preserve"> con </w:t>
+      </w:r>
+      <w:r>
+        <w:t>métodos</w:t>
+      </w:r>
+      <w:r>
+        <w:t xml:space="preserve"> Listar(), </w:t>
+      </w:r>
+      <w:proofErr w:type="spellStart"/>
+      <w:r>
+        <w:t>BuscarPorID</w:t>
+      </w:r>
+      <w:proofErr w:type="spellEnd"/>
+      <w:r>
+        <w:t xml:space="preserve">(), Buscar(), Agregar(), Editar(), Eliminar() (baja </w:t>
+      </w:r>
+      <w:proofErr w:type="spellStart"/>
+      <w:r>
+        <w:t>logica</w:t>
+      </w:r>
+      <w:proofErr w:type="spellEnd"/>
+      <w:r>
         <w:t xml:space="preserve"> </w:t>
       </w:r>
-      <w:r>
-        <w:rPr>
-          <w:sz w:val="22"/>
-        </w:rPr>
-        <w:t>LogicaProducto</w:t>
-      </w:r>
-      <w:r>
-        <w:rPr>
-          <w:spacing w:val="-2"/>
-          <w:sz w:val="22"/>
-        </w:rPr>
+      <w:proofErr w:type="spellStart"/>
+      <w:r>
+        <w:t>via</w:t>
+      </w:r>
+      <w:proofErr w:type="spellEnd"/>
+      <w:r>
         <w:t xml:space="preserve"> </w:t>
       </w:r>
-      <w:r>
-        <w:rPr>
-          <w:sz w:val="22"/>
-        </w:rPr>
-        <w:t>(Singleton).</w:t>
-      </w:r>
-      <w:r>
-        <w:rPr>
-          <w:spacing w:val="-2"/>
-          <w:sz w:val="22"/>
-        </w:rPr>
-        <w:t xml:space="preserve"> </w:t>
-      </w:r>
-      <w:r>
-        <w:rPr>
-          <w:sz w:val="22"/>
-        </w:rPr>
-        <w:t>Operaciones</w:t>
-      </w:r>
-      <w:r>
-        <w:rPr>
-          <w:spacing w:val="-2"/>
-          <w:sz w:val="22"/>
-        </w:rPr>
-        <w:t xml:space="preserve"> </w:t>
-      </w:r>
-      <w:r>
-        <w:rPr>
-          <w:sz w:val="22"/>
-        </w:rPr>
-        <w:t>CRUD</w:t>
-      </w:r>
-      <w:r>
-        <w:rPr>
-          <w:spacing w:val="-2"/>
-          <w:sz w:val="22"/>
-        </w:rPr>
-        <w:t xml:space="preserve"> </w:t>
-      </w:r>
-      <w:r>
-        <w:rPr>
-          <w:sz w:val="22"/>
-        </w:rPr>
-        <w:t>asíncronas</w:t>
-      </w:r>
-      <w:r>
-        <w:rPr>
-          <w:spacing w:val="-2"/>
-          <w:sz w:val="22"/>
-        </w:rPr>
-        <w:t xml:space="preserve"> </w:t>
-      </w:r>
-      <w:r>
-        <w:rPr>
-          <w:sz w:val="22"/>
-        </w:rPr>
-        <w:t>con</w:t>
-      </w:r>
-      <w:r>
-        <w:rPr>
-          <w:spacing w:val="-2"/>
-          <w:sz w:val="22"/>
-        </w:rPr>
-        <w:t xml:space="preserve"> </w:t>
-      </w:r>
-      <w:r>
-        <w:rPr>
-          <w:sz w:val="22"/>
-        </w:rPr>
-        <w:t xml:space="preserve">consultas </w:t>
-      </w:r>
-      <w:r>
-        <w:rPr>
-          <w:spacing w:val="-2"/>
-          <w:sz w:val="22"/>
-        </w:rPr>
-        <w:t>parametrizadas.</w:t>
+      <w:proofErr w:type="spellStart"/>
+      <w:r>
+        <w:t>IsDeleted</w:t>
+      </w:r>
+      <w:proofErr w:type="spellEnd"/>
+      <w:r>
+        <w:t xml:space="preserve">) y </w:t>
+      </w:r>
+      <w:proofErr w:type="spellStart"/>
+      <w:r>
+        <w:t>ActualizarStock</w:t>
+      </w:r>
+      <w:proofErr w:type="spellEnd"/>
+      <w:r>
+        <w:t xml:space="preserve">() (usado internamente por </w:t>
+      </w:r>
+      <w:proofErr w:type="spellStart"/>
+      <w:r>
+        <w:t>VentaService</w:t>
+      </w:r>
+      <w:proofErr w:type="spellEnd"/>
+      <w:r>
+        <w:t xml:space="preserve"> en </w:t>
+      </w:r>
+      <w:r>
+        <w:t>transacción</w:t>
+      </w:r>
+      <w:r>
+        <w:t>).</w:t>
       </w:r>
     </w:p>
     <w:p>
@@ -1640,234 +1529,75 @@
     </w:p>
     <w:p>
       <w:pPr>
-        <w:pStyle w:val="Ttulo2"/>
-      </w:pPr>
-      <w:r>
-        <w:rPr>
-          <w:color w:val="1A237E"/>
-        </w:rPr>
-        <w:t xml:space="preserve">Módulo 2: Gestión de </w:t>
-      </w:r>
-      <w:r>
-        <w:rPr>
-          <w:color w:val="1A237E"/>
-          <w:spacing w:val="-2"/>
-        </w:rPr>
-        <w:t>Clientes</w:t>
-      </w:r>
-    </w:p>
-    <w:p>
-      <w:pPr>
-        <w:widowControl w:val="0"/>
-        <w:tabs>
-          <w:tab w:val="left" w:pos="1256"/>
-        </w:tabs>
-        <w:autoSpaceDE w:val="0"/>
-        <w:autoSpaceDN w:val="0"/>
-        <w:spacing w:before="123" w:after="0" w:line="285" w:lineRule="auto"/>
-        <w:ind w:right="1109"/>
-      </w:pPr>
-      <w:r>
-        <w:rPr>
-          <w:rFonts w:ascii="Arial" w:hAnsi="Arial"/>
-          <w:b/>
-          <w:sz w:val="22"/>
-        </w:rPr>
-        <w:t xml:space="preserve">Objetivo: </w:t>
-      </w:r>
-      <w:r>
-        <w:rPr>
-          <w:sz w:val="22"/>
-        </w:rPr>
-        <w:t>Administrar los registros de clientes del comercio, permitiendo el alta, modificación, eliminación y búsqueda de clientes con validación de datos.</w:t>
-      </w:r>
-    </w:p>
-    <w:p>
-      <w:pPr>
-        <w:widowControl w:val="0"/>
-        <w:tabs>
-          <w:tab w:val="left" w:pos="1250"/>
-        </w:tabs>
-        <w:autoSpaceDE w:val="0"/>
-        <w:autoSpaceDN w:val="0"/>
-        <w:spacing w:before="58" w:after="0" w:line="240" w:lineRule="auto"/>
-      </w:pPr>
-      <w:r>
-        <w:rPr>
-          <w:rFonts w:ascii="Arial" w:hAnsi="Arial"/>
-          <w:b/>
-          <w:sz w:val="22"/>
-        </w:rPr>
-        <w:t xml:space="preserve">Usuarios: </w:t>
-      </w:r>
-      <w:r>
-        <w:rPr>
-          <w:sz w:val="22"/>
-        </w:rPr>
-        <w:t xml:space="preserve">Operador / </w:t>
-      </w:r>
-      <w:r>
-        <w:rPr>
-          <w:spacing w:val="-2"/>
-          <w:sz w:val="22"/>
-        </w:rPr>
-        <w:t>Vendedor</w:t>
-      </w:r>
-    </w:p>
-    <w:p>
-      <w:pPr>
-        <w:widowControl w:val="0"/>
-        <w:tabs>
-          <w:tab w:val="left" w:pos="1250"/>
-        </w:tabs>
-        <w:autoSpaceDE w:val="0"/>
-        <w:autoSpaceDN w:val="0"/>
-        <w:spacing w:before="57" w:after="0" w:line="285" w:lineRule="auto"/>
-        <w:ind w:right="1109"/>
-      </w:pPr>
-      <w:r>
-        <w:rPr>
-          <w:rFonts w:ascii="Arial" w:hAnsi="Arial"/>
-          <w:b/>
-          <w:sz w:val="22"/>
-        </w:rPr>
-        <w:t>Interfaces</w:t>
-      </w:r>
-      <w:r>
-        <w:rPr>
-          <w:rFonts w:ascii="Arial" w:hAnsi="Arial"/>
-          <w:b/>
-          <w:spacing w:val="-3"/>
-          <w:sz w:val="22"/>
-        </w:rPr>
-        <w:t xml:space="preserve"> </w:t>
-      </w:r>
-      <w:r>
-        <w:rPr>
-          <w:rFonts w:ascii="Arial" w:hAnsi="Arial"/>
-          <w:b/>
-          <w:sz w:val="22"/>
-        </w:rPr>
-        <w:t>relacionadas:</w:t>
-      </w:r>
-      <w:r>
-        <w:rPr>
-          <w:rFonts w:ascii="Arial" w:hAnsi="Arial"/>
-          <w:b/>
-          <w:spacing w:val="-3"/>
-          <w:sz w:val="22"/>
-        </w:rPr>
-        <w:t xml:space="preserve"> </w:t>
-      </w:r>
-      <w:r>
-        <w:rPr>
-          <w:sz w:val="22"/>
-        </w:rPr>
-        <w:t>Base</w:t>
-      </w:r>
-      <w:r>
-        <w:rPr>
-          <w:spacing w:val="-3"/>
-          <w:sz w:val="22"/>
-        </w:rPr>
-        <w:t xml:space="preserve"> </w:t>
-      </w:r>
-      <w:r>
-        <w:rPr>
-          <w:sz w:val="22"/>
-        </w:rPr>
-        <w:t>de</w:t>
-      </w:r>
-      <w:r>
-        <w:rPr>
-          <w:spacing w:val="-3"/>
-          <w:sz w:val="22"/>
-        </w:rPr>
-        <w:t xml:space="preserve"> </w:t>
-      </w:r>
-      <w:r>
-        <w:rPr>
-          <w:sz w:val="22"/>
-        </w:rPr>
-        <w:t>datos</w:t>
-      </w:r>
-      <w:r>
-        <w:rPr>
-          <w:spacing w:val="-3"/>
-          <w:sz w:val="22"/>
-        </w:rPr>
-        <w:t xml:space="preserve"> </w:t>
-      </w:r>
-      <w:r>
-        <w:rPr>
-          <w:sz w:val="22"/>
-        </w:rPr>
-        <w:t>SQLite</w:t>
-      </w:r>
-      <w:r>
-        <w:rPr>
-          <w:spacing w:val="-3"/>
-          <w:sz w:val="22"/>
-        </w:rPr>
-        <w:t xml:space="preserve"> </w:t>
-      </w:r>
-      <w:r>
-        <w:rPr>
-          <w:sz w:val="22"/>
-        </w:rPr>
-        <w:t>(tabla</w:t>
-      </w:r>
-      <w:r>
-        <w:rPr>
-          <w:spacing w:val="-3"/>
-          <w:sz w:val="22"/>
-        </w:rPr>
-        <w:t xml:space="preserve"> </w:t>
-      </w:r>
-      <w:r>
-        <w:rPr>
-          <w:sz w:val="22"/>
-        </w:rPr>
-        <w:t>Cliente).</w:t>
-      </w:r>
-      <w:r>
-        <w:rPr>
-          <w:spacing w:val="-3"/>
-          <w:sz w:val="22"/>
-        </w:rPr>
-        <w:t xml:space="preserve"> </w:t>
-      </w:r>
-      <w:r>
-        <w:rPr>
-          <w:sz w:val="22"/>
-        </w:rPr>
-        <w:t>Clase</w:t>
-      </w:r>
-      <w:r>
-        <w:rPr>
-          <w:spacing w:val="-3"/>
-          <w:sz w:val="22"/>
-        </w:rPr>
-        <w:t xml:space="preserve"> </w:t>
-      </w:r>
-      <w:r>
-        <w:rPr>
-          <w:sz w:val="22"/>
-        </w:rPr>
-        <w:t>de</w:t>
-      </w:r>
-      <w:r>
-        <w:rPr>
-          <w:spacing w:val="-3"/>
-          <w:sz w:val="22"/>
-        </w:rPr>
-        <w:t xml:space="preserve"> </w:t>
-      </w:r>
-      <w:r>
-        <w:rPr>
-          <w:sz w:val="22"/>
-        </w:rPr>
-        <w:t>lógica: LogicaCliente (Singleton). Validación de DNI, teléfono y email.</w:t>
+        <w:pStyle w:val="Ttulo3"/>
+      </w:pPr>
+      <w:r>
+        <w:t>Módulo 2: Gestión de Clientes</w:t>
+      </w:r>
+    </w:p>
+    <w:p>
+      <w:pPr>
+        <w:spacing w:before="80" w:after="80"/>
+        <w:jc w:val="both"/>
+      </w:pPr>
+      <w:r>
+        <w:t>Objetivo: Administrar los registros de clientes del comercio, permitiendo el alta, modificación, eliminación lógica y búsqueda de clientes.</w:t>
+      </w:r>
+    </w:p>
+    <w:p>
+      <w:pPr>
+        <w:spacing w:before="80" w:after="80"/>
+      </w:pPr>
+      <w:r>
+        <w:t>Usuarios: Operador / Vendedor</w:t>
+      </w:r>
+    </w:p>
+    <w:p>
+      <w:pPr>
+        <w:spacing w:before="80" w:after="80"/>
+        <w:jc w:val="both"/>
+      </w:pPr>
+      <w:r>
+        <w:t xml:space="preserve">Pantallas: </w:t>
+      </w:r>
+      <w:proofErr w:type="spellStart"/>
+      <w:r>
+        <w:t>FormCLIENTES</w:t>
+      </w:r>
+      <w:proofErr w:type="spellEnd"/>
+      <w:r>
+        <w:t>: grilla de clientes con búsqueda por nombre, apellido o DNI, y panel lateral de edición. Modo Nuevo / Modo edición con etiqueta dinámica.</w:t>
+      </w:r>
+    </w:p>
+    <w:p>
+      <w:pPr>
+        <w:spacing w:before="80" w:after="80"/>
+        <w:jc w:val="both"/>
+      </w:pPr>
+      <w:r>
+        <w:t xml:space="preserve">Interfaces relacionadas: Base de datos SQLite (tabla Clientes). Servicio: </w:t>
+      </w:r>
+      <w:proofErr w:type="spellStart"/>
+      <w:r>
+        <w:t>ClienteService</w:t>
+      </w:r>
+      <w:proofErr w:type="spellEnd"/>
+      <w:r>
+        <w:t xml:space="preserve"> con </w:t>
+      </w:r>
+      <w:r>
+        <w:t>métodos</w:t>
+      </w:r>
+      <w:r>
+        <w:t xml:space="preserve"> Listar(), </w:t>
+      </w:r>
+      <w:proofErr w:type="spellStart"/>
+      <w:r>
+        <w:t>BuscarPorID</w:t>
+      </w:r>
+      <w:proofErr w:type="spellEnd"/>
+      <w:r>
+        <w:t>(), Buscar(), Agregar(), Editar(), Eliminar().</w:t>
       </w:r>
     </w:p>
     <w:p>
@@ -1878,18 +1608,13 @@
     </w:p>
     <w:p>
       <w:pPr>
-        <w:pStyle w:val="Ttulo2"/>
-        <w:spacing w:before="1"/>
-      </w:pPr>
-      <w:r>
-        <w:rPr>
-          <w:color w:val="1A237E"/>
-        </w:rPr>
+        <w:pStyle w:val="Ttulo3"/>
+      </w:pPr>
+      <w:r>
         <w:t xml:space="preserve">Módulo 3: Gestión de </w:t>
       </w:r>
       <w:r>
         <w:rPr>
-          <w:color w:val="1A237E"/>
           <w:spacing w:val="-2"/>
         </w:rPr>
         <w:t>Ventas</w:t>
@@ -1897,271 +1622,233 @@
     </w:p>
     <w:p>
       <w:pPr>
-        <w:widowControl w:val="0"/>
-        <w:tabs>
-          <w:tab w:val="left" w:pos="1297"/>
-        </w:tabs>
-        <w:autoSpaceDE w:val="0"/>
-        <w:autoSpaceDN w:val="0"/>
-        <w:spacing w:before="122" w:after="0" w:line="285" w:lineRule="auto"/>
-        <w:ind w:right="1109"/>
+        <w:spacing w:before="80" w:after="80"/>
         <w:jc w:val="both"/>
       </w:pPr>
       <w:r>
-        <w:rPr>
-          <w:rFonts w:ascii="Arial" w:hAnsi="Arial"/>
-          <w:b/>
-          <w:sz w:val="22"/>
-        </w:rPr>
-        <w:t xml:space="preserve">Objetivo: </w:t>
-      </w:r>
-      <w:r>
-        <w:rPr>
-          <w:sz w:val="22"/>
-        </w:rPr>
-        <w:t>Registrar transacciones de venta vinculando productos, clientes y medios de pago, con emisión de comprobantes PDF.</w:t>
-      </w:r>
-    </w:p>
-    <w:p>
-      <w:pPr>
-        <w:widowControl w:val="0"/>
-        <w:tabs>
-          <w:tab w:val="left" w:pos="1250"/>
-        </w:tabs>
-        <w:autoSpaceDE w:val="0"/>
-        <w:autoSpaceDN w:val="0"/>
-        <w:spacing w:before="58" w:after="0" w:line="240" w:lineRule="auto"/>
+        <w:t>Objetivo: Registrar transacciones de venta vinculando múltiples productos, clientes y medios de pago, con emisión de comprobantes PDF y gestiona del historial.</w:t>
+      </w:r>
+    </w:p>
+    <w:p>
+      <w:pPr>
+        <w:spacing w:before="80" w:after="80"/>
+      </w:pPr>
+      <w:r>
+        <w:t>Usuarios: Operador / Vendedor</w:t>
+      </w:r>
+    </w:p>
+    <w:p>
+      <w:pPr>
+        <w:spacing w:before="80" w:after="80"/>
         <w:jc w:val="both"/>
       </w:pPr>
       <w:r>
-        <w:rPr>
-          <w:rFonts w:ascii="Arial" w:hAnsi="Arial"/>
-          <w:b/>
-          <w:sz w:val="22"/>
-        </w:rPr>
-        <w:t xml:space="preserve">Usuarios: </w:t>
-      </w:r>
-      <w:r>
-        <w:rPr>
-          <w:sz w:val="22"/>
-        </w:rPr>
-        <w:t xml:space="preserve">Operador / </w:t>
+        <w:t xml:space="preserve">Pantallas: </w:t>
+      </w:r>
+      <w:proofErr w:type="spellStart"/>
+      <w:r>
+        <w:t>FormVender</w:t>
+      </w:r>
+      <w:proofErr w:type="spellEnd"/>
+      <w:r>
+        <w:t>: búsqueda de cliente, búsqueda y agregado de productos a grilla, selección de medio de pago (Efectivo/Transferencia/</w:t>
+      </w:r>
+      <w:r>
+        <w:t>crédito</w:t>
+      </w:r>
+      <w:r>
+        <w:t xml:space="preserve">), selección de cuotas (1/3/6/12/18/24) si es crédito, total acumulado y botones Concretar/Cancelar. </w:t>
+      </w:r>
+      <w:proofErr w:type="spellStart"/>
+      <w:r>
+        <w:t>FormVerVentas</w:t>
+      </w:r>
+      <w:proofErr w:type="spellEnd"/>
+      <w:r>
+        <w:t>: historial filtrable por fecha y medio de pago, detalle de productos por venta, total, anulación y generación de PDF.</w:t>
+      </w:r>
+    </w:p>
+    <w:p>
+      <w:pPr>
+        <w:spacing w:before="80" w:after="80"/>
+        <w:jc w:val="both"/>
+      </w:pPr>
+      <w:r>
+        <w:t xml:space="preserve">Interfaces relacionadas: Tablas SQLite: Ventas, </w:t>
+      </w:r>
+      <w:proofErr w:type="spellStart"/>
+      <w:r>
+        <w:t>Venta_Productos</w:t>
+      </w:r>
+      <w:proofErr w:type="spellEnd"/>
+      <w:r>
+        <w:t xml:space="preserve">, Clientes, Productos, Cajas. Servicios: </w:t>
+      </w:r>
+      <w:proofErr w:type="spellStart"/>
+      <w:r>
+        <w:t>VentaService</w:t>
+      </w:r>
+      <w:proofErr w:type="spellEnd"/>
+      <w:r>
+        <w:t xml:space="preserve">, </w:t>
+      </w:r>
+      <w:proofErr w:type="spellStart"/>
+      <w:r>
+        <w:t>ClienteService</w:t>
+      </w:r>
+      <w:proofErr w:type="spellEnd"/>
+      <w:r>
+        <w:t xml:space="preserve">, </w:t>
+      </w:r>
+      <w:proofErr w:type="spellStart"/>
+      <w:r>
+        <w:t>ProductoService</w:t>
+      </w:r>
+      <w:proofErr w:type="spellEnd"/>
+      <w:r>
+        <w:t xml:space="preserve">, </w:t>
+      </w:r>
+      <w:proofErr w:type="spellStart"/>
+      <w:r>
+        <w:lastRenderedPageBreak/>
+        <w:t>CajaService</w:t>
+      </w:r>
+      <w:proofErr w:type="spellEnd"/>
+      <w:r>
+        <w:t xml:space="preserve">. </w:t>
+      </w:r>
+      <w:proofErr w:type="spellStart"/>
+      <w:r>
+        <w:t>FormSelectorCliente</w:t>
+      </w:r>
+      <w:proofErr w:type="spellEnd"/>
+      <w:r>
+        <w:t xml:space="preserve"> y </w:t>
+      </w:r>
+      <w:proofErr w:type="spellStart"/>
+      <w:r>
+        <w:t>FormSelectorProducto</w:t>
+      </w:r>
+      <w:proofErr w:type="spellEnd"/>
+      <w:r>
+        <w:t xml:space="preserve"> como diálogos de selección cuando la búsqueda retorna múltiples resultados. </w:t>
+      </w:r>
+      <w:proofErr w:type="spellStart"/>
+      <w:r>
+        <w:t>iTextSharp</w:t>
+      </w:r>
+      <w:proofErr w:type="spellEnd"/>
+      <w:r>
+        <w:t xml:space="preserve"> para generación de PDF del comprobante.</w:t>
+      </w:r>
+    </w:p>
+    <w:p>
+      <w:pPr>
+        <w:spacing w:before="80" w:after="80"/>
+        <w:jc w:val="both"/>
+      </w:pPr>
+    </w:p>
+    <w:p>
+      <w:pPr>
+        <w:pStyle w:val="Ttulo3"/>
+      </w:pPr>
+      <w:r>
+        <w:t xml:space="preserve">Módulo 4: Caja </w:t>
       </w:r>
       <w:r>
         <w:rPr>
           <w:spacing w:val="-2"/>
-          <w:sz w:val="22"/>
-        </w:rPr>
-        <w:t>Vendedor</w:t>
-      </w:r>
-    </w:p>
-    <w:p>
-      <w:pPr>
-        <w:widowControl w:val="0"/>
-        <w:tabs>
-          <w:tab w:val="left" w:pos="1251"/>
-        </w:tabs>
-        <w:autoSpaceDE w:val="0"/>
-        <w:autoSpaceDN w:val="0"/>
-        <w:spacing w:before="58" w:after="0" w:line="285" w:lineRule="auto"/>
-        <w:ind w:right="1109"/>
+        </w:rPr>
+        <w:t>Registradora</w:t>
+      </w:r>
+    </w:p>
+    <w:p>
+      <w:pPr>
+        <w:spacing w:before="80" w:after="80"/>
         <w:jc w:val="both"/>
       </w:pPr>
       <w:r>
-        <w:rPr>
-          <w:rFonts w:ascii="Arial" w:hAnsi="Arial"/>
-          <w:b/>
-          <w:sz w:val="22"/>
-        </w:rPr>
-        <w:t>Interfaces</w:t>
-      </w:r>
-      <w:r>
-        <w:rPr>
-          <w:rFonts w:ascii="Arial" w:hAnsi="Arial"/>
-          <w:b/>
-          <w:spacing w:val="-3"/>
-          <w:sz w:val="22"/>
-        </w:rPr>
-        <w:t xml:space="preserve"> </w:t>
-      </w:r>
-      <w:r>
-        <w:rPr>
-          <w:rFonts w:ascii="Arial" w:hAnsi="Arial"/>
-          <w:b/>
-          <w:sz w:val="22"/>
-        </w:rPr>
-        <w:t>relacionadas:</w:t>
-      </w:r>
-      <w:r>
-        <w:rPr>
-          <w:rFonts w:ascii="Arial" w:hAnsi="Arial"/>
-          <w:b/>
-          <w:spacing w:val="-3"/>
-          <w:sz w:val="22"/>
-        </w:rPr>
-        <w:t xml:space="preserve"> </w:t>
-      </w:r>
-      <w:r>
-        <w:rPr>
-          <w:sz w:val="22"/>
-        </w:rPr>
-        <w:t>Base</w:t>
-      </w:r>
-      <w:r>
-        <w:rPr>
-          <w:spacing w:val="-3"/>
-          <w:sz w:val="22"/>
-        </w:rPr>
-        <w:t xml:space="preserve"> </w:t>
-      </w:r>
-      <w:r>
-        <w:rPr>
-          <w:sz w:val="22"/>
-        </w:rPr>
-        <w:t>de</w:t>
-      </w:r>
-      <w:r>
-        <w:rPr>
-          <w:spacing w:val="-3"/>
-          <w:sz w:val="22"/>
-        </w:rPr>
-        <w:t xml:space="preserve"> </w:t>
-      </w:r>
-      <w:r>
-        <w:rPr>
-          <w:sz w:val="22"/>
-        </w:rPr>
-        <w:t>datos</w:t>
-      </w:r>
-      <w:r>
-        <w:rPr>
-          <w:spacing w:val="-3"/>
-          <w:sz w:val="22"/>
-        </w:rPr>
-        <w:t xml:space="preserve"> </w:t>
-      </w:r>
-      <w:r>
-        <w:rPr>
-          <w:sz w:val="22"/>
-        </w:rPr>
-        <w:t>SQLite</w:t>
-      </w:r>
-      <w:r>
-        <w:rPr>
-          <w:spacing w:val="-3"/>
-          <w:sz w:val="22"/>
-        </w:rPr>
-        <w:t xml:space="preserve"> </w:t>
-      </w:r>
-      <w:r>
-        <w:rPr>
-          <w:sz w:val="22"/>
-        </w:rPr>
-        <w:t>(tablas</w:t>
-      </w:r>
-      <w:r>
-        <w:rPr>
-          <w:spacing w:val="-3"/>
-          <w:sz w:val="22"/>
-        </w:rPr>
-        <w:t xml:space="preserve"> </w:t>
-      </w:r>
-      <w:r>
-        <w:rPr>
-          <w:sz w:val="22"/>
-        </w:rPr>
-        <w:t>DetalleVenta,</w:t>
-      </w:r>
-      <w:r>
-        <w:rPr>
-          <w:spacing w:val="-3"/>
-          <w:sz w:val="22"/>
-        </w:rPr>
-        <w:t xml:space="preserve"> </w:t>
-      </w:r>
-      <w:r>
-        <w:rPr>
-          <w:sz w:val="22"/>
-        </w:rPr>
-        <w:t>Producto, Cliente, MedioPago). Clase de lógica: LogicaDetalleVenta (Singleton). Librería iTextSharp para generación de PDF. Actualización automática de stock al concretar venta.</w:t>
-      </w:r>
-    </w:p>
-    <w:p>
-      <w:pPr>
-        <w:pStyle w:val="Ttulo2"/>
-      </w:pPr>
-      <w:r>
-        <w:rPr>
-          <w:color w:val="1A237E"/>
-        </w:rPr>
-        <w:t xml:space="preserve">Módulo 4: Caja </w:t>
-      </w:r>
-      <w:r>
-        <w:rPr>
-          <w:color w:val="1A237E"/>
-          <w:spacing w:val="-2"/>
-        </w:rPr>
-        <w:t>Registradora</w:t>
-      </w:r>
-    </w:p>
-    <w:p>
-      <w:pPr>
-        <w:widowControl w:val="0"/>
-        <w:tabs>
-          <w:tab w:val="left" w:pos="1282"/>
-        </w:tabs>
-        <w:autoSpaceDE w:val="0"/>
-        <w:autoSpaceDN w:val="0"/>
-        <w:spacing w:before="123" w:after="0" w:line="285" w:lineRule="auto"/>
-        <w:ind w:right="1109"/>
+        <w:t>Objetivo: Gestionar las operaciones diarias de caja, incluyendo apertura con monto inicial, registro de movimientos (ingresos/egresos) y cierre con saldo calculado automáticamente.</w:t>
+      </w:r>
+    </w:p>
+    <w:p>
+      <w:pPr>
+        <w:spacing w:before="80" w:after="80"/>
+      </w:pPr>
+      <w:r>
+        <w:t>Usuarios: Operador / Vendedor</w:t>
+      </w:r>
+    </w:p>
+    <w:p>
+      <w:pPr>
+        <w:spacing w:before="80" w:after="80"/>
         <w:jc w:val="both"/>
       </w:pPr>
       <w:r>
-        <w:rPr>
-          <w:rFonts w:ascii="Arial" w:hAnsi="Arial"/>
-          <w:b/>
-          <w:sz w:val="22"/>
-        </w:rPr>
-        <w:t xml:space="preserve">Objetivo: </w:t>
-      </w:r>
-      <w:r>
-        <w:rPr>
-          <w:sz w:val="22"/>
-        </w:rPr>
-        <w:t>Gestionar las operaciones diarias de caja, incluyendo apertura con monto inicial, registro de movimientos y cierre con totales por medio de pago.</w:t>
-      </w:r>
-    </w:p>
-    <w:p>
-      <w:pPr>
-        <w:widowControl w:val="0"/>
-        <w:tabs>
-          <w:tab w:val="left" w:pos="1250"/>
-        </w:tabs>
-        <w:autoSpaceDE w:val="0"/>
-        <w:autoSpaceDN w:val="0"/>
-        <w:spacing w:before="58" w:after="0" w:line="240" w:lineRule="auto"/>
+        <w:t xml:space="preserve">Pantallas: </w:t>
+      </w:r>
+      <w:proofErr w:type="spellStart"/>
+      <w:r>
+        <w:t>FormMovimientos</w:t>
+      </w:r>
+      <w:proofErr w:type="spellEnd"/>
+      <w:r>
+        <w:t xml:space="preserve">: panel de </w:t>
+      </w:r>
+      <w:proofErr w:type="spellStart"/>
+      <w:r>
+        <w:t>cards</w:t>
+      </w:r>
+      <w:proofErr w:type="spellEnd"/>
+      <w:r>
+        <w:t xml:space="preserve"> de estado (estado caja, monto apertura, saldo actual, ventas del </w:t>
+      </w:r>
+      <w:r>
+        <w:t>día</w:t>
+      </w:r>
+      <w:r>
+        <w:t>), acciones de apertura/cierre, grilla de movimientos de la caja activa con colores por tipo, formulario de nuevo movimiento, e historial de cajas anteriores.</w:t>
+      </w:r>
+    </w:p>
+    <w:p>
+      <w:pPr>
+        <w:spacing w:before="80" w:after="80"/>
         <w:jc w:val="both"/>
       </w:pPr>
       <w:r>
-        <w:rPr>
-          <w:rFonts w:ascii="Arial" w:hAnsi="Arial"/>
-          <w:b/>
-          <w:sz w:val="22"/>
-        </w:rPr>
-        <w:t xml:space="preserve">Usuarios: </w:t>
-      </w:r>
-      <w:r>
-        <w:rPr>
-          <w:sz w:val="22"/>
-        </w:rPr>
-        <w:t xml:space="preserve">Operador / </w:t>
-      </w:r>
-      <w:r>
-        <w:rPr>
-          <w:spacing w:val="-2"/>
-          <w:sz w:val="22"/>
-        </w:rPr>
-        <w:t>Vendedor</w:t>
+        <w:t xml:space="preserve">Interfaces relacionadas: Tablas SQLite: Cajas, Movimientos, Ventas. Servicios: </w:t>
+      </w:r>
+      <w:proofErr w:type="spellStart"/>
+      <w:r>
+        <w:t>CajaService</w:t>
+      </w:r>
+      <w:proofErr w:type="spellEnd"/>
+      <w:r>
+        <w:t xml:space="preserve">, </w:t>
+      </w:r>
+      <w:proofErr w:type="spellStart"/>
+      <w:r>
+        <w:t>MovimientoService</w:t>
+      </w:r>
+      <w:proofErr w:type="spellEnd"/>
+      <w:r>
+        <w:t xml:space="preserve">. Saldo calculado = </w:t>
+      </w:r>
+      <w:proofErr w:type="spellStart"/>
+      <w:r>
+        <w:t>MontoApertura</w:t>
+      </w:r>
+      <w:proofErr w:type="spellEnd"/>
+      <w:r>
+        <w:t xml:space="preserve"> + Ingresos - Egresos + </w:t>
+      </w:r>
+      <w:proofErr w:type="spellStart"/>
+      <w:r>
+        <w:t>TotalVentas</w:t>
+      </w:r>
+      <w:proofErr w:type="spellEnd"/>
+      <w:r>
+        <w:t>.</w:t>
       </w:r>
     </w:p>
     <w:p>
@@ -2176,26 +1863,24 @@
         <w:ind w:right="1109"/>
         <w:jc w:val="both"/>
       </w:pPr>
-      <w:r>
-        <w:rPr>
-          <w:sz w:val="22"/>
-        </w:rPr>
-        <w:t>Caja y Cierre). Gestión de turnos de caja con fecha y montos.</w:t>
-      </w:r>
-    </w:p>
-    <w:p>
-      <w:pPr>
-        <w:pStyle w:val="Ttulo2"/>
-      </w:pPr>
-      <w:r>
-        <w:rPr>
-          <w:color w:val="1A237E"/>
-        </w:rPr>
-        <w:t xml:space="preserve">Módulo 5: Dashboard (Panel de </w:t>
-      </w:r>
-      <w:r>
-        <w:rPr>
-          <w:color w:val="1A237E"/>
+    </w:p>
+    <w:p>
+      <w:pPr>
+        <w:pStyle w:val="Ttulo3"/>
+      </w:pPr>
+      <w:r>
+        <w:t xml:space="preserve">Módulo 5: </w:t>
+      </w:r>
+      <w:proofErr w:type="spellStart"/>
+      <w:r>
+        <w:t>Dashboard</w:t>
+      </w:r>
+      <w:proofErr w:type="spellEnd"/>
+      <w:r>
+        <w:t xml:space="preserve"> (Panel de </w:t>
+      </w:r>
+      <w:r>
+        <w:rPr>
           <w:spacing w:val="-2"/>
         </w:rPr>
         <w:t>Control)</w:t>
@@ -2203,412 +1888,310 @@
     </w:p>
     <w:p>
       <w:pPr>
-        <w:widowControl w:val="0"/>
-        <w:tabs>
-          <w:tab w:val="left" w:pos="1321"/>
-        </w:tabs>
-        <w:autoSpaceDE w:val="0"/>
-        <w:autoSpaceDN w:val="0"/>
-        <w:spacing w:before="123" w:after="0" w:line="285" w:lineRule="auto"/>
-        <w:ind w:right="1109"/>
+        <w:spacing w:before="80" w:after="80"/>
         <w:jc w:val="both"/>
       </w:pPr>
       <w:r>
-        <w:rPr>
-          <w:rFonts w:ascii="Arial" w:hAnsi="Arial"/>
-          <w:b/>
-          <w:sz w:val="22"/>
-        </w:rPr>
-        <w:t xml:space="preserve">Objetivo: </w:t>
-      </w:r>
-      <w:r>
-        <w:rPr>
-          <w:sz w:val="22"/>
-        </w:rPr>
-        <w:t>Proporcionar una vista consolidada del estado del negocio con indicadores clave de rendimiento (KPIs), cotización del dólar en tiempo real y alertas de stock.</w:t>
-      </w:r>
-    </w:p>
-    <w:p>
-      <w:pPr>
-        <w:widowControl w:val="0"/>
-        <w:tabs>
-          <w:tab w:val="left" w:pos="1250"/>
-        </w:tabs>
-        <w:autoSpaceDE w:val="0"/>
-        <w:autoSpaceDN w:val="0"/>
-        <w:spacing w:before="57" w:after="0" w:line="240" w:lineRule="auto"/>
+        <w:t xml:space="preserve">Objetivo: Proporcionar una vista consolidada del estado del negocio con indicadores clave, </w:t>
+      </w:r>
+      <w:r>
+        <w:t>cotización</w:t>
+      </w:r>
+      <w:r>
+        <w:t xml:space="preserve"> del dólar en tiempo real y alertas de stock bajo.</w:t>
+      </w:r>
+    </w:p>
+    <w:p>
+      <w:pPr>
+        <w:spacing w:before="80" w:after="80"/>
+      </w:pPr>
+      <w:r>
+        <w:t>Usuarios: Operador / Vendedor</w:t>
+      </w:r>
+    </w:p>
+    <w:p>
+      <w:pPr>
+        <w:spacing w:before="80" w:after="80"/>
         <w:jc w:val="both"/>
       </w:pPr>
       <w:r>
-        <w:rPr>
-          <w:rFonts w:ascii="Arial" w:hAnsi="Arial"/>
-          <w:b/>
-          <w:sz w:val="22"/>
-        </w:rPr>
-        <w:t xml:space="preserve">Usuarios: </w:t>
-      </w:r>
-      <w:r>
-        <w:rPr>
-          <w:sz w:val="22"/>
-        </w:rPr>
-        <w:t xml:space="preserve">Operador / </w:t>
+        <w:t xml:space="preserve">Pantallas: </w:t>
+      </w:r>
+      <w:proofErr w:type="spellStart"/>
+      <w:r>
+        <w:t>FormInicio</w:t>
+      </w:r>
+      <w:proofErr w:type="spellEnd"/>
+      <w:r>
+        <w:t xml:space="preserve">: 4 </w:t>
+      </w:r>
+      <w:proofErr w:type="spellStart"/>
+      <w:r>
+        <w:t>cards</w:t>
+      </w:r>
+      <w:proofErr w:type="spellEnd"/>
+      <w:r>
+        <w:t xml:space="preserve"> de métricas (ventas del </w:t>
+      </w:r>
+      <w:r>
+        <w:t>día</w:t>
+      </w:r>
+      <w:r>
+        <w:t xml:space="preserve"> $, cantidad de ventas, clientes registrados, estado de caja), 3 </w:t>
+      </w:r>
+      <w:proofErr w:type="spellStart"/>
+      <w:r>
+        <w:t>cards</w:t>
+      </w:r>
+      <w:proofErr w:type="spellEnd"/>
+      <w:r>
+        <w:t xml:space="preserve"> de cotizaciones USD (oficial, blue, tarjeta) con botón Actualizar, grilla de productos con stock bajo y tabla de ultimas 10 ventas.</w:t>
+      </w:r>
+    </w:p>
+    <w:p>
+      <w:pPr>
+        <w:spacing w:before="80" w:after="80"/>
+        <w:jc w:val="both"/>
+      </w:pPr>
+      <w:r>
+        <w:t>Interfaces relacionadas: Consultas directas SQLite sobre Ventas, Clientes, Productos, Cajas, Movimientos. API REST dolarapi.com (GET /v1/</w:t>
+      </w:r>
+      <w:proofErr w:type="spellStart"/>
+      <w:r>
+        <w:t>dolares</w:t>
+      </w:r>
+      <w:proofErr w:type="spellEnd"/>
+      <w:r>
+        <w:t xml:space="preserve">) con </w:t>
+      </w:r>
+      <w:proofErr w:type="spellStart"/>
+      <w:r>
+        <w:t>ApiCotizacion</w:t>
+      </w:r>
+      <w:proofErr w:type="spellEnd"/>
+      <w:r>
+        <w:t xml:space="preserve"> (</w:t>
+      </w:r>
+      <w:proofErr w:type="spellStart"/>
+      <w:r>
+        <w:t>HttpClient</w:t>
+      </w:r>
+      <w:proofErr w:type="spellEnd"/>
+      <w:r>
+        <w:t xml:space="preserve">) y </w:t>
+      </w:r>
+      <w:proofErr w:type="spellStart"/>
+      <w:r>
+        <w:t>deserializacion</w:t>
+      </w:r>
+      <w:proofErr w:type="spellEnd"/>
+      <w:r>
+        <w:t xml:space="preserve"> </w:t>
+      </w:r>
+      <w:proofErr w:type="spellStart"/>
+      <w:r>
+        <w:t>via</w:t>
+      </w:r>
+      <w:proofErr w:type="spellEnd"/>
+      <w:r>
+        <w:t xml:space="preserve"> </w:t>
+      </w:r>
+      <w:proofErr w:type="spellStart"/>
+      <w:r>
+        <w:t>Newtonsoft.Json</w:t>
+      </w:r>
+      <w:proofErr w:type="spellEnd"/>
+      <w:r>
+        <w:t xml:space="preserve"> en </w:t>
+      </w:r>
+      <w:proofErr w:type="spellStart"/>
+      <w:r>
+        <w:t>ModeloApiCotizacion</w:t>
+      </w:r>
+      <w:proofErr w:type="spellEnd"/>
+      <w:r>
+        <w:t xml:space="preserve">. Las cotizaciones se actualizan manualmente con el </w:t>
+      </w:r>
+      <w:r>
+        <w:t>botón</w:t>
+      </w:r>
+      <w:r>
+        <w:t>.</w:t>
+      </w:r>
+    </w:p>
+    <w:p>
+      <w:pPr>
+        <w:pStyle w:val="Ttulo3"/>
+      </w:pPr>
+      <w:r>
+        <w:br/>
+      </w:r>
+      <w:r>
+        <w:t>Módulo</w:t>
+      </w:r>
+      <w:r>
+        <w:t xml:space="preserve"> 6: Navegación </w:t>
       </w:r>
       <w:r>
         <w:rPr>
           <w:spacing w:val="-2"/>
-          <w:sz w:val="22"/>
-        </w:rPr>
-        <w:t>Vendedor</w:t>
-      </w:r>
-    </w:p>
-    <w:p>
-      <w:pPr>
-        <w:widowControl w:val="0"/>
-        <w:tabs>
-          <w:tab w:val="left" w:pos="1288"/>
-        </w:tabs>
-        <w:autoSpaceDE w:val="0"/>
-        <w:autoSpaceDN w:val="0"/>
-        <w:spacing w:before="58" w:after="0" w:line="285" w:lineRule="auto"/>
-        <w:ind w:right="1109"/>
+        </w:rPr>
+        <w:t>Principal</w:t>
+      </w:r>
+    </w:p>
+    <w:p>
+      <w:pPr>
+        <w:spacing w:before="80" w:after="80"/>
         <w:jc w:val="both"/>
       </w:pPr>
       <w:r>
-        <w:rPr>
-          <w:rFonts w:ascii="Arial" w:hAnsi="Arial"/>
-          <w:b/>
-          <w:sz w:val="22"/>
-        </w:rPr>
+        <w:t xml:space="preserve">Objetivo: Proveer un </w:t>
+      </w:r>
+      <w:proofErr w:type="spellStart"/>
+      <w:r>
+        <w:t>hub</w:t>
+      </w:r>
+      <w:proofErr w:type="spellEnd"/>
+      <w:r>
+        <w:t xml:space="preserve"> centralizado de navegación con </w:t>
+      </w:r>
+      <w:proofErr w:type="spellStart"/>
+      <w:r>
+        <w:t>sidebar</w:t>
+      </w:r>
+      <w:proofErr w:type="spellEnd"/>
+      <w:r>
+        <w:t xml:space="preserve"> moderno que permite acceder a todos los módulos del sistema.</w:t>
+      </w:r>
+    </w:p>
+    <w:p>
+      <w:pPr>
+        <w:spacing w:before="80" w:after="80"/>
+      </w:pPr>
+      <w:r>
+        <w:t>Usuarios: Operador / Vendedor</w:t>
+      </w:r>
+    </w:p>
+    <w:p>
+      <w:pPr>
+        <w:spacing w:before="80" w:after="80"/>
+        <w:jc w:val="both"/>
+      </w:pPr>
+      <w:r>
+        <w:t xml:space="preserve">Pantallas: </w:t>
+      </w:r>
+      <w:proofErr w:type="spellStart"/>
+      <w:r>
+        <w:t>FormMAIN</w:t>
+      </w:r>
+      <w:proofErr w:type="spellEnd"/>
+      <w:r>
+        <w:t xml:space="preserve">: </w:t>
+      </w:r>
+      <w:proofErr w:type="spellStart"/>
+      <w:r>
+        <w:t>sidebar</w:t>
+      </w:r>
+      <w:proofErr w:type="spellEnd"/>
+      <w:r>
+        <w:t xml:space="preserve"> </w:t>
+      </w:r>
+      <w:proofErr w:type="spellStart"/>
+      <w:r>
+        <w:t>dark</w:t>
+      </w:r>
+      <w:proofErr w:type="spellEnd"/>
+      <w:r>
+        <w:t xml:space="preserve"> con </w:t>
+      </w:r>
+      <w:proofErr w:type="spellStart"/>
+      <w:r>
+        <w:t>header</w:t>
+      </w:r>
+      <w:proofErr w:type="spellEnd"/>
+      <w:r>
+        <w:t xml:space="preserve"> de branding (logo + nombre + subtitulo), botones de navegación con indicador activo de 4px, reloj en tiempo real </w:t>
+      </w:r>
+      <w:r>
         <w:lastRenderedPageBreak/>
-        <w:t xml:space="preserve">Interfaces relacionadas: </w:t>
-      </w:r>
-      <w:r>
-        <w:rPr>
-          <w:sz w:val="22"/>
-        </w:rPr>
-        <w:t xml:space="preserve">Base de datos SQLite (consultas agregadas sobre Producto, DetalleVenta, Cliente, Caja). </w:t>
-      </w:r>
-      <w:r>
-        <w:rPr>
-          <w:b/>
-          <w:bCs/>
-          <w:sz w:val="22"/>
-        </w:rPr>
-        <w:t>API REST externa: dolarapi.com (cotización USD oficial, blue, tarjeta). Clase de lógica: ApiCotizacion (consulta HTTP asíncrona con deserialización JSON vía Newtonsoft.Json).</w:t>
-      </w:r>
-    </w:p>
-    <w:p>
-      <w:pPr>
-        <w:pStyle w:val="Ttulo2"/>
-      </w:pPr>
-      <w:r>
-        <w:rPr>
-          <w:color w:val="1A237E"/>
-        </w:rPr>
-        <w:t xml:space="preserve">Módulo 6: Navegación </w:t>
-      </w:r>
-      <w:r>
-        <w:rPr>
-          <w:color w:val="1A237E"/>
-          <w:spacing w:val="-2"/>
-        </w:rPr>
-        <w:t>Principal</w:t>
-      </w:r>
-    </w:p>
-    <w:p>
-      <w:pPr>
-        <w:widowControl w:val="0"/>
-        <w:tabs>
-          <w:tab w:val="left" w:pos="1281"/>
-        </w:tabs>
-        <w:autoSpaceDE w:val="0"/>
-        <w:autoSpaceDN w:val="0"/>
-        <w:spacing w:before="122" w:after="0" w:line="285" w:lineRule="auto"/>
-        <w:ind w:right="1109"/>
+        <w:t xml:space="preserve">en </w:t>
+      </w:r>
+      <w:proofErr w:type="spellStart"/>
+      <w:r>
+        <w:t>footer</w:t>
+      </w:r>
+      <w:proofErr w:type="spellEnd"/>
+      <w:r>
+        <w:t xml:space="preserve"> del </w:t>
+      </w:r>
+      <w:proofErr w:type="spellStart"/>
+      <w:r>
+        <w:t>sidebar</w:t>
+      </w:r>
+      <w:proofErr w:type="spellEnd"/>
+      <w:r>
+        <w:t xml:space="preserve">, </w:t>
+      </w:r>
+      <w:proofErr w:type="spellStart"/>
+      <w:r>
+        <w:t>topbar</w:t>
+      </w:r>
+      <w:proofErr w:type="spellEnd"/>
+      <w:r>
+        <w:t xml:space="preserve"> con </w:t>
+      </w:r>
+      <w:r>
+        <w:t>título</w:t>
+      </w:r>
+      <w:r>
+        <w:t xml:space="preserve"> </w:t>
+      </w:r>
+      <w:proofErr w:type="spellStart"/>
+      <w:r>
+        <w:t>dinamico</w:t>
+      </w:r>
+      <w:proofErr w:type="spellEnd"/>
+      <w:r>
+        <w:t xml:space="preserve"> y botones de minimizar/cerrar. </w:t>
+      </w:r>
+      <w:proofErr w:type="spellStart"/>
+      <w:r>
+        <w:t>panelMainContent</w:t>
+      </w:r>
+      <w:proofErr w:type="spellEnd"/>
+      <w:r>
+        <w:t xml:space="preserve"> como contenedor dinámico de módulos.</w:t>
+      </w:r>
+    </w:p>
+    <w:p>
+      <w:pPr>
+        <w:spacing w:before="80" w:after="80"/>
         <w:jc w:val="both"/>
       </w:pPr>
       <w:r>
-        <w:rPr>
-          <w:rFonts w:ascii="Arial" w:hAnsi="Arial"/>
-          <w:b/>
-          <w:sz w:val="22"/>
-        </w:rPr>
-        <w:t xml:space="preserve">Objetivo: </w:t>
-      </w:r>
-      <w:r>
-        <w:rPr>
-          <w:sz w:val="22"/>
-        </w:rPr>
-        <w:t>Proveer un hub centralizado de navegación que permita al usuario acceder a todos los módulos del sistema desde una interfaz principal.</w:t>
-      </w:r>
-    </w:p>
-    <w:p>
-      <w:pPr>
-        <w:widowControl w:val="0"/>
-        <w:tabs>
-          <w:tab w:val="left" w:pos="1250"/>
-        </w:tabs>
-        <w:autoSpaceDE w:val="0"/>
-        <w:autoSpaceDN w:val="0"/>
-        <w:spacing w:before="58" w:after="0" w:line="240" w:lineRule="auto"/>
-        <w:jc w:val="both"/>
-      </w:pPr>
-      <w:r>
-        <w:rPr>
-          <w:rFonts w:ascii="Arial" w:hAnsi="Arial"/>
-          <w:b/>
-          <w:sz w:val="22"/>
-        </w:rPr>
-        <w:t xml:space="preserve">Usuarios: </w:t>
-      </w:r>
-      <w:r>
-        <w:rPr>
-          <w:sz w:val="22"/>
-        </w:rPr>
-        <w:t xml:space="preserve">Operador / </w:t>
-      </w:r>
-      <w:r>
-        <w:rPr>
-          <w:spacing w:val="-2"/>
-          <w:sz w:val="22"/>
-        </w:rPr>
-        <w:t>Vendedor</w:t>
-      </w:r>
-    </w:p>
-    <w:p>
-      <w:pPr>
-        <w:widowControl w:val="0"/>
-        <w:tabs>
-          <w:tab w:val="left" w:pos="1317"/>
-        </w:tabs>
-        <w:autoSpaceDE w:val="0"/>
-        <w:autoSpaceDN w:val="0"/>
-        <w:spacing w:before="58" w:after="0" w:line="285" w:lineRule="auto"/>
-        <w:ind w:right="1109"/>
-        <w:jc w:val="both"/>
-      </w:pPr>
-      <w:r>
-        <w:rPr>
-          <w:rFonts w:ascii="Arial" w:hAnsi="Arial"/>
-          <w:b/>
-          <w:sz w:val="22"/>
-        </w:rPr>
-        <w:t xml:space="preserve">Interfaces relacionadas: </w:t>
-      </w:r>
-      <w:r>
-        <w:rPr>
-          <w:sz w:val="22"/>
-        </w:rPr>
-        <w:t>Método AbrirFormNuevo() que gestiona la carga dinámica de formularios hijos. Timer para actualización de fecha/hora. API dolarapi.com para mostrar cotización en barra principal.</w:t>
-      </w:r>
-    </w:p>
-    <w:p>
-      <w:pPr>
-        <w:pStyle w:val="Ttulo2"/>
-      </w:pPr>
-      <w:r>
-        <w:rPr>
-          <w:color w:val="1A237E"/>
-        </w:rPr>
-        <w:t xml:space="preserve">Módulo 7: Sistema de </w:t>
-      </w:r>
-      <w:r>
-        <w:rPr>
-          <w:color w:val="1A237E"/>
-          <w:spacing w:val="-2"/>
-        </w:rPr>
-        <w:t>Notificaciones</w:t>
-      </w:r>
-    </w:p>
-    <w:p>
-      <w:pPr>
-        <w:widowControl w:val="0"/>
-        <w:tabs>
-          <w:tab w:val="left" w:pos="1309"/>
-        </w:tabs>
-        <w:autoSpaceDE w:val="0"/>
-        <w:autoSpaceDN w:val="0"/>
-        <w:spacing w:before="123" w:after="0" w:line="285" w:lineRule="auto"/>
-        <w:ind w:right="1109"/>
-        <w:jc w:val="both"/>
-      </w:pPr>
-      <w:r>
-        <w:rPr>
-          <w:rFonts w:ascii="Arial" w:hAnsi="Arial"/>
-          <w:b/>
-          <w:sz w:val="22"/>
-        </w:rPr>
-        <w:t xml:space="preserve">Objetivo: </w:t>
-      </w:r>
-      <w:r>
-        <w:rPr>
-          <w:sz w:val="22"/>
-        </w:rPr>
-        <w:t>Proporcionar feedback visual y sonoro al usuario para confirmar operaciones exitosas, alertar errores y guiar la interacción con el sistema.</w:t>
-      </w:r>
-    </w:p>
-    <w:p>
-      <w:pPr>
-        <w:widowControl w:val="0"/>
-        <w:tabs>
-          <w:tab w:val="left" w:pos="1250"/>
-        </w:tabs>
-        <w:autoSpaceDE w:val="0"/>
-        <w:autoSpaceDN w:val="0"/>
-        <w:spacing w:before="58" w:after="0" w:line="240" w:lineRule="auto"/>
-        <w:jc w:val="both"/>
-      </w:pPr>
-      <w:r>
-        <w:rPr>
-          <w:rFonts w:ascii="Arial" w:hAnsi="Arial"/>
-          <w:b/>
-          <w:sz w:val="22"/>
-        </w:rPr>
-        <w:t xml:space="preserve">Usuarios: </w:t>
-      </w:r>
-      <w:r>
-        <w:rPr>
-          <w:sz w:val="22"/>
-        </w:rPr>
-        <w:t xml:space="preserve">Operador / Vendedor (transversal a todos los </w:t>
-      </w:r>
-      <w:r>
-        <w:rPr>
-          <w:spacing w:val="-2"/>
-          <w:sz w:val="22"/>
-        </w:rPr>
-        <w:t>módulos)</w:t>
-      </w:r>
-    </w:p>
-    <w:p>
-      <w:pPr>
-        <w:widowControl w:val="0"/>
-        <w:tabs>
-          <w:tab w:val="left" w:pos="1263"/>
-        </w:tabs>
-        <w:autoSpaceDE w:val="0"/>
-        <w:autoSpaceDN w:val="0"/>
-        <w:spacing w:before="107" w:after="0" w:line="285" w:lineRule="auto"/>
-        <w:ind w:right="1109"/>
-        <w:jc w:val="both"/>
-      </w:pPr>
-      <w:r>
-        <w:rPr>
-          <w:rFonts w:ascii="Arial" w:hAnsi="Arial"/>
-          <w:b/>
-          <w:sz w:val="22"/>
-        </w:rPr>
-        <w:t xml:space="preserve">Interfaces relacionadas: </w:t>
-      </w:r>
-      <w:r>
-        <w:rPr>
-          <w:sz w:val="22"/>
-        </w:rPr>
-        <w:t>Enums TipoIcono (Ok, Error, Cash, Admin, Delete) y TipoSonido</w:t>
-      </w:r>
-      <w:r>
-        <w:rPr>
-          <w:spacing w:val="-3"/>
-          <w:sz w:val="22"/>
-        </w:rPr>
-        <w:t xml:space="preserve"> </w:t>
-      </w:r>
-      <w:r>
-        <w:rPr>
-          <w:sz w:val="22"/>
-        </w:rPr>
-        <w:t>(Confirmacion,</w:t>
-      </w:r>
-      <w:r>
-        <w:rPr>
-          <w:spacing w:val="-3"/>
-          <w:sz w:val="22"/>
-        </w:rPr>
-        <w:t xml:space="preserve"> </w:t>
-      </w:r>
-      <w:r>
-        <w:rPr>
-          <w:sz w:val="22"/>
-        </w:rPr>
-        <w:t>Error,</w:t>
-      </w:r>
-      <w:r>
-        <w:rPr>
-          <w:spacing w:val="-3"/>
-          <w:sz w:val="22"/>
-        </w:rPr>
-        <w:t xml:space="preserve"> </w:t>
-      </w:r>
-      <w:r>
-        <w:rPr>
-          <w:sz w:val="22"/>
-        </w:rPr>
-        <w:t>Money,</w:t>
-      </w:r>
-      <w:r>
-        <w:rPr>
-          <w:spacing w:val="-3"/>
-          <w:sz w:val="22"/>
-        </w:rPr>
-        <w:t xml:space="preserve"> </w:t>
-      </w:r>
-      <w:r>
-        <w:rPr>
-          <w:sz w:val="22"/>
-        </w:rPr>
-        <w:t>Start).</w:t>
-      </w:r>
-      <w:r>
-        <w:rPr>
-          <w:spacing w:val="-3"/>
-          <w:sz w:val="22"/>
-        </w:rPr>
-        <w:t xml:space="preserve"> </w:t>
-      </w:r>
-      <w:r>
-        <w:rPr>
-          <w:sz w:val="22"/>
-        </w:rPr>
-        <w:t>Recursos</w:t>
-      </w:r>
-      <w:r>
-        <w:rPr>
-          <w:spacing w:val="-3"/>
-          <w:sz w:val="22"/>
-        </w:rPr>
-        <w:t xml:space="preserve"> </w:t>
-      </w:r>
-      <w:r>
-        <w:rPr>
-          <w:sz w:val="22"/>
-        </w:rPr>
-        <w:t>multimedia:</w:t>
-      </w:r>
-      <w:r>
-        <w:rPr>
-          <w:spacing w:val="-3"/>
-          <w:sz w:val="22"/>
-        </w:rPr>
-        <w:t xml:space="preserve"> </w:t>
-      </w:r>
-      <w:r>
-        <w:rPr>
-          <w:sz w:val="22"/>
-        </w:rPr>
-        <w:t>40+</w:t>
-      </w:r>
-      <w:r>
-        <w:rPr>
-          <w:spacing w:val="-3"/>
-          <w:sz w:val="22"/>
-        </w:rPr>
-        <w:t xml:space="preserve"> </w:t>
-      </w:r>
-      <w:r>
-        <w:rPr>
-          <w:sz w:val="22"/>
-        </w:rPr>
-        <w:t>iconos PNG en Img/Iconos/, 9 archivos WAV en Sonidos.</w:t>
+        <w:t xml:space="preserve">Interfaces relacionadas: Timer de reloj (Interval=1000ms). Cada botón de </w:t>
+      </w:r>
+      <w:r>
+        <w:t>navegación</w:t>
+      </w:r>
+      <w:r>
+        <w:t xml:space="preserve"> instancia el formulario correspondiente, establece </w:t>
+      </w:r>
+      <w:proofErr w:type="spellStart"/>
+      <w:r>
+        <w:t>TopLevel</w:t>
+      </w:r>
+      <w:proofErr w:type="spellEnd"/>
+      <w:r>
+        <w:t xml:space="preserve">=false, Dock=Fill y lo agrega al </w:t>
+      </w:r>
+      <w:proofErr w:type="spellStart"/>
+      <w:r>
+        <w:t>panelMainContent</w:t>
+      </w:r>
+      <w:proofErr w:type="spellEnd"/>
+      <w:r>
+        <w:t>.</w:t>
       </w:r>
     </w:p>
     <w:p>
@@ -2619,12 +2202,12 @@
       </w:pPr>
     </w:p>
     <w:sectPr>
-      <w:headerReference w:type="even" r:id="rId11"/>
-      <w:headerReference w:type="default" r:id="rId12"/>
-      <w:footerReference w:type="even" r:id="rId13"/>
-      <w:footerReference w:type="default" r:id="rId14"/>
-      <w:headerReference w:type="first" r:id="rId15"/>
-      <w:footerReference w:type="first" r:id="rId16"/>
+      <w:headerReference w:type="even" r:id="rId12"/>
+      <w:headerReference w:type="default" r:id="rId13"/>
+      <w:footerReference w:type="even" r:id="rId14"/>
+      <w:footerReference w:type="default" r:id="rId15"/>
+      <w:headerReference w:type="first" r:id="rId16"/>
+      <w:footerReference w:type="first" r:id="rId17"/>
       <w:pgSz w:w="11906" w:h="16838"/>
       <w:pgMar w:top="1417" w:right="1701" w:bottom="1417" w:left="1701" w:header="708" w:footer="708" w:gutter="0"/>
       <w:cols w:space="708"/>
@@ -4203,6 +3786,15 @@
       <w14:ligatures w14:val="none"/>
     </w:rPr>
   </w:style>
+  <w:style w:type="paragraph" w:styleId="Sinespaciado">
+    <w:name w:val="No Spacing"/>
+    <w:uiPriority w:val="1"/>
+    <w:qFormat/>
+    <w:rsid w:val="003C014C"/>
+    <w:pPr>
+      <w:spacing w:after="0" w:line="240" w:lineRule="auto"/>
+    </w:pPr>
+  </w:style>
 </w:styles>
 </file>
 
@@ -4519,4 +4111,16 @@
     </a:ext>
   </a:extLst>
 </a:theme>
+</file>
+
+<file path=customXml/item1.xml><?xml version="1.0" encoding="utf-8"?>
+<b:Sources xmlns:b="http://schemas.openxmlformats.org/officeDocument/2006/bibliography" xmlns="http://schemas.openxmlformats.org/officeDocument/2006/bibliography" SelectedStyle="\APASixthEditionOfficeOnline.xsl" StyleName="APA" Version="6"/>
+</file>
+
+<file path=customXml/itemProps1.xml><?xml version="1.0" encoding="utf-8"?>
+<ds:datastoreItem xmlns:ds="http://schemas.openxmlformats.org/officeDocument/2006/customXml" ds:itemID="{B05C4EA1-63C0-4C4B-856E-598E538F838B}">
+  <ds:schemaRefs>
+    <ds:schemaRef ds:uri="http://schemas.openxmlformats.org/officeDocument/2006/bibliography"/>
+  </ds:schemaRefs>
+</ds:datastoreItem>
 </file>
--- a/Lam7ara/Documentation/LAM7ARA-SEGUNDA ENTREGA.docx
+++ b/Lam7ara/Documentation/LAM7ARA-SEGUNDA ENTREGA.docx
@@ -866,7 +866,7 @@
     </w:p>
     <w:p>
       <w:pPr>
-        <w:pStyle w:val="Ttulo2"/>
+        <w:pStyle w:val="Ttulo1"/>
       </w:pPr>
       <w:r>
         <w:lastRenderedPageBreak/>
@@ -875,100 +875,30 @@
     </w:p>
     <w:p>
       <w:pPr>
+        <w:pStyle w:val="Ttulo3"/>
+      </w:pPr>
+      <w:r>
+        <w:t>DER Conceptual</w:t>
+      </w:r>
+    </w:p>
+    <w:p>
+      <w:pPr>
         <w:spacing w:before="80" w:after="80"/>
-        <w:jc w:val="both"/>
-      </w:pPr>
-      <w:r>
-        <w:t>Se presentan los dos diagramas UML de Entidad-</w:t>
-      </w:r>
-      <w:r>
-        <w:t>relación</w:t>
-      </w:r>
-      <w:r>
-        <w:t xml:space="preserve"> (DER) que representan la estructura de datos del sistema LAM7ARA. El primero muestra la </w:t>
-      </w:r>
-      <w:r>
-        <w:t>visión</w:t>
-      </w:r>
-      <w:r>
-        <w:t xml:space="preserve"> conceptual del dominio y el segundo la </w:t>
+      </w:pPr>
+      <w:r>
+        <w:t xml:space="preserve">El diagrama conceptual representa las entidades principales del dominio, sus atributos clave y las relaciones entre ellas, sin incluir detalles </w:t>
+      </w:r>
+      <w:r>
+        <w:t>técnicos</w:t>
+      </w:r>
+      <w:r>
+        <w:t xml:space="preserve"> de </w:t>
       </w:r>
       <w:r>
         <w:t>implementación</w:t>
       </w:r>
       <w:r>
-        <w:t xml:space="preserve"> </w:t>
-      </w:r>
-      <w:r>
-        <w:t>física</w:t>
-      </w:r>
-      <w:r>
-        <w:t xml:space="preserve"> en SQLite.</w:t>
-      </w:r>
-    </w:p>
-    <w:p>
-      <w:pPr>
-        <w:pStyle w:val="Ttulo3"/>
-      </w:pPr>
-      <w:r>
-        <w:t>DER Conceptual</w:t>
-      </w:r>
-    </w:p>
-    <w:p>
-      <w:pPr>
-        <w:spacing w:before="80" w:after="80"/>
-      </w:pPr>
-      <w:r>
-        <w:t xml:space="preserve">El diagrama conceptual representa las entidades principales del dominio, sus atributos clave y las relaciones entre ellas, sin incluir detalles </w:t>
-      </w:r>
-      <w:r>
-        <w:t>técnicos</w:t>
-      </w:r>
-      <w:r>
-        <w:t xml:space="preserve"> de </w:t>
-      </w:r>
-      <w:r>
-        <w:t>implementación</w:t>
-      </w:r>
-      <w:r>
         <w:t>.</w:t>
-      </w:r>
-    </w:p>
-    <w:p>
-      <w:pPr>
-        <w:spacing w:before="80" w:after="80"/>
-        <w:jc w:val="both"/>
-      </w:pPr>
-      <w:r>
-        <w:t xml:space="preserve">Entidades principales: Clientes, Productos, Ventas, </w:t>
-      </w:r>
-      <w:proofErr w:type="spellStart"/>
-      <w:r>
-        <w:t>Venta_Productos</w:t>
-      </w:r>
-      <w:proofErr w:type="spellEnd"/>
-      <w:r>
-        <w:t xml:space="preserve">, Cajas y Movimientos. Las relaciones principales son: un Cliente puede tener muchas Ventas; una Venta contiene uno o </w:t>
-      </w:r>
-      <w:r>
-        <w:t>más</w:t>
-      </w:r>
-      <w:r>
-        <w:t xml:space="preserve"> Productos a </w:t>
-      </w:r>
-      <w:r>
-        <w:t>través</w:t>
-      </w:r>
-      <w:r>
-        <w:t xml:space="preserve"> de la tabla intermedia </w:t>
-      </w:r>
-      <w:proofErr w:type="spellStart"/>
-      <w:r>
-        <w:t>Venta_Productos</w:t>
-      </w:r>
-      <w:proofErr w:type="spellEnd"/>
-      <w:r>
-        <w:t>; una Venta pertenece a una Caja; una Caja puede tener muchos Movimientos.</w:t>
       </w:r>
     </w:p>
     <w:p>
@@ -1018,14 +948,10 @@
       </w:r>
     </w:p>
     <w:p/>
-    <w:p>
-      <w:r>
-        <w:t>El</w:t>
-      </w:r>
-    </w:p>
     <w:p/>
     <w:p/>
     <w:p/>
+    <w:p/>
     <w:p>
       <w:pPr>
         <w:pStyle w:val="Ttulo3"/>
@@ -1036,49 +962,6 @@
       </w:r>
       <w:r>
         <w:t>físico</w:t>
-      </w:r>
-    </w:p>
-    <w:p>
-      <w:pPr>
-        <w:spacing w:before="80" w:after="80"/>
-        <w:jc w:val="both"/>
-      </w:pPr>
-      <w:r>
-        <w:t xml:space="preserve">El diagrama </w:t>
-      </w:r>
-      <w:r>
-        <w:t>físico</w:t>
-      </w:r>
-      <w:r>
-        <w:t xml:space="preserve"> representa la </w:t>
-      </w:r>
-      <w:r>
-        <w:t>implementación</w:t>
-      </w:r>
-      <w:r>
-        <w:t xml:space="preserve"> exacta de la base de datos en SQLite, incluyendo claves primarias (PK), claves </w:t>
-      </w:r>
-      <w:r>
-        <w:t>foráneas</w:t>
-      </w:r>
-      <w:r>
-        <w:t xml:space="preserve"> (FK), tipos de datos y restricciones CHECK. La base de datos se almacena en el archivo Lam7araDataBaseAPP.db ubicado en %</w:t>
-      </w:r>
-      <w:proofErr w:type="spellStart"/>
-      <w:r>
-        <w:t>AppData</w:t>
-      </w:r>
-      <w:proofErr w:type="spellEnd"/>
-      <w:r>
-        <w:t xml:space="preserve">%\Lam7ara\ y se activa PRAGMA </w:t>
-      </w:r>
-      <w:proofErr w:type="spellStart"/>
-      <w:r>
-        <w:t>foreign_keys</w:t>
-      </w:r>
-      <w:proofErr w:type="spellEnd"/>
-      <w:r>
-        <w:t xml:space="preserve"> = ON al iniciar.</w:t>
       </w:r>
     </w:p>
     <w:p>
@@ -1134,6 +1017,11 @@
       <w:pPr>
         <w:pStyle w:val="Ttulo2"/>
       </w:pPr>
+    </w:p>
+    <w:p>
+      <w:pPr>
+        <w:pStyle w:val="Ttulo2"/>
+      </w:pPr>
       <w:r>
         <w:t>Listado de módulos a desarrollar</w:t>
       </w:r>
@@ -1141,6 +1029,8 @@
     <w:p>
       <w:pPr>
         <w:pStyle w:val="TableParagraph"/>
+        <w:ind w:left="0"/>
+        <w:jc w:val="both"/>
         <w:rPr>
           <w:rFonts w:ascii="Arial" w:hAnsi="Arial" w:cs="Arial"/>
         </w:rPr>
@@ -1179,136 +1069,52 @@
     <w:p>
       <w:pPr>
         <w:pStyle w:val="TableParagraph"/>
+        <w:ind w:left="0"/>
+        <w:jc w:val="both"/>
+      </w:pPr>
+      <w:r>
         <w:rPr>
           <w:rFonts w:ascii="Arial" w:hAnsi="Arial" w:cs="Arial"/>
         </w:rPr>
-      </w:pPr>
-    </w:p>
-    <w:p>
-      <w:pPr>
-        <w:pStyle w:val="TableParagraph"/>
+        <w:t xml:space="preserve">A </w:t>
+      </w:r>
+      <w:proofErr w:type="gramStart"/>
+      <w:r>
         <w:rPr>
           <w:rFonts w:ascii="Arial" w:hAnsi="Arial" w:cs="Arial"/>
         </w:rPr>
-      </w:pPr>
-    </w:p>
-    <w:p>
-      <w:pPr>
-        <w:pStyle w:val="TableParagraph"/>
+        <w:t>continuación</w:t>
+      </w:r>
+      <w:proofErr w:type="gramEnd"/>
+      <w:r>
         <w:rPr>
           <w:rFonts w:ascii="Arial" w:hAnsi="Arial" w:cs="Arial"/>
         </w:rPr>
-      </w:pPr>
-    </w:p>
-    <w:p>
-      <w:pPr>
-        <w:pStyle w:val="TableParagraph"/>
+        <w:t xml:space="preserve"> se presenta el diagrama UML de Casos de Uso del sistema completo y el detalle de cada </w:t>
+      </w:r>
+      <w:r>
         <w:rPr>
           <w:rFonts w:ascii="Arial" w:hAnsi="Arial" w:cs="Arial"/>
         </w:rPr>
-      </w:pPr>
-    </w:p>
-    <w:p>
-      <w:pPr>
-        <w:pStyle w:val="TableParagraph"/>
+        <w:t>módulo</w:t>
+      </w:r>
+      <w:r>
         <w:rPr>
           <w:rFonts w:ascii="Arial" w:hAnsi="Arial" w:cs="Arial"/>
         </w:rPr>
-      </w:pPr>
-    </w:p>
-    <w:p>
-      <w:pPr>
-        <w:pStyle w:val="TableParagraph"/>
-        <w:rPr>
-          <w:rFonts w:ascii="Arial" w:hAnsi="Arial" w:cs="Arial"/>
-        </w:rPr>
-      </w:pPr>
-    </w:p>
-    <w:p>
-      <w:pPr>
-        <w:pStyle w:val="TableParagraph"/>
-        <w:rPr>
-          <w:rFonts w:ascii="Arial" w:hAnsi="Arial" w:cs="Arial"/>
-        </w:rPr>
-      </w:pPr>
-    </w:p>
-    <w:p>
-      <w:pPr>
-        <w:pStyle w:val="TableParagraph"/>
-        <w:rPr>
-          <w:rFonts w:ascii="Arial" w:hAnsi="Arial" w:cs="Arial"/>
-        </w:rPr>
-      </w:pPr>
-    </w:p>
-    <w:p>
-      <w:pPr>
-        <w:pStyle w:val="TableParagraph"/>
-        <w:rPr>
-          <w:rFonts w:ascii="Arial" w:hAnsi="Arial" w:cs="Arial"/>
-        </w:rPr>
-      </w:pPr>
-    </w:p>
-    <w:p>
-      <w:pPr>
-        <w:pStyle w:val="TableParagraph"/>
-        <w:rPr>
-          <w:rFonts w:ascii="Arial" w:hAnsi="Arial" w:cs="Arial"/>
-        </w:rPr>
-      </w:pPr>
-    </w:p>
-    <w:p>
-      <w:pPr>
-        <w:pStyle w:val="TableParagraph"/>
-        <w:rPr>
-          <w:rFonts w:ascii="Arial" w:hAnsi="Arial" w:cs="Arial"/>
-        </w:rPr>
-      </w:pPr>
-    </w:p>
-    <w:p>
-      <w:pPr>
-        <w:pStyle w:val="TableParagraph"/>
-      </w:pPr>
-      <w:r>
-        <w:rPr>
-          <w:rFonts w:ascii="Arial" w:hAnsi="Arial" w:cs="Arial"/>
+        <w:t xml:space="preserve"> con sus funcionalidades, pantallas e interfaces relacionadas.</w:t>
+      </w:r>
+      <w:r>
+        <w:rPr>
+          <w:noProof/>
+        </w:rPr>
+        <w:t xml:space="preserve"> </w:t>
+      </w:r>
+      <w:r>
+        <w:rPr>
+          <w:noProof/>
         </w:rPr>
         <w:lastRenderedPageBreak/>
-        <w:t xml:space="preserve">A </w:t>
-      </w:r>
-      <w:r>
-        <w:rPr>
-          <w:rFonts w:ascii="Arial" w:hAnsi="Arial" w:cs="Arial"/>
-        </w:rPr>
-        <w:t>continuación</w:t>
-      </w:r>
-      <w:r>
-        <w:rPr>
-          <w:rFonts w:ascii="Arial" w:hAnsi="Arial" w:cs="Arial"/>
-        </w:rPr>
-        <w:t xml:space="preserve"> se presenta el diagrama UML de Casos de Uso del sistema completo y el detalle de cada </w:t>
-      </w:r>
-      <w:r>
-        <w:rPr>
-          <w:rFonts w:ascii="Arial" w:hAnsi="Arial" w:cs="Arial"/>
-        </w:rPr>
-        <w:t>módulo</w:t>
-      </w:r>
-      <w:r>
-        <w:rPr>
-          <w:rFonts w:ascii="Arial" w:hAnsi="Arial" w:cs="Arial"/>
-        </w:rPr>
-        <w:t xml:space="preserve"> con sus funcionalidades, pantallas e interfaces relacionadas.</w:t>
-      </w:r>
-      <w:r>
-        <w:rPr>
-          <w:noProof/>
-        </w:rPr>
-        <w:t xml:space="preserve"> </w:t>
-      </w:r>
-      <w:r>
-        <w:rPr>
-          <w:noProof/>
-        </w:rPr>
         <w:drawing>
           <wp:inline distT="0" distB="0" distL="0" distR="0" wp14:anchorId="10FAFC06" wp14:editId="07A3358B">
             <wp:extent cx="5087060" cy="6192114"/>
@@ -1383,7 +1189,7 @@
     </w:p>
     <w:p>
       <w:pPr>
-        <w:pStyle w:val="Ttulo2"/>
+        <w:pStyle w:val="Ttulo1"/>
         <w:rPr>
           <w:spacing w:val="-2"/>
         </w:rPr>
@@ -1464,15 +1270,60 @@
         <w:t>métodos</w:t>
       </w:r>
       <w:r>
-        <w:t xml:space="preserve"> Listar(), </w:t>
-      </w:r>
-      <w:proofErr w:type="spellStart"/>
+        <w:t xml:space="preserve"> </w:t>
+      </w:r>
+      <w:proofErr w:type="gramStart"/>
+      <w:r>
+        <w:t>Listar(</w:t>
+      </w:r>
+      <w:proofErr w:type="gramEnd"/>
+      <w:r>
+        <w:t xml:space="preserve">), </w:t>
+      </w:r>
+      <w:proofErr w:type="spellStart"/>
+      <w:proofErr w:type="gramStart"/>
       <w:r>
         <w:t>BuscarPorID</w:t>
       </w:r>
       <w:proofErr w:type="spellEnd"/>
       <w:r>
-        <w:t xml:space="preserve">(), Buscar(), Agregar(), Editar(), Eliminar() (baja </w:t>
+        <w:t>(</w:t>
+      </w:r>
+      <w:proofErr w:type="gramEnd"/>
+      <w:r>
+        <w:t xml:space="preserve">), </w:t>
+      </w:r>
+      <w:proofErr w:type="gramStart"/>
+      <w:r>
+        <w:t>Buscar(</w:t>
+      </w:r>
+      <w:proofErr w:type="gramEnd"/>
+      <w:r>
+        <w:t xml:space="preserve">), </w:t>
+      </w:r>
+      <w:proofErr w:type="gramStart"/>
+      <w:r>
+        <w:t>Agregar(</w:t>
+      </w:r>
+      <w:proofErr w:type="gramEnd"/>
+      <w:r>
+        <w:t xml:space="preserve">), </w:t>
+      </w:r>
+      <w:proofErr w:type="gramStart"/>
+      <w:r>
+        <w:t>Editar(</w:t>
+      </w:r>
+      <w:proofErr w:type="gramEnd"/>
+      <w:r>
+        <w:t xml:space="preserve">), </w:t>
+      </w:r>
+      <w:proofErr w:type="gramStart"/>
+      <w:r>
+        <w:t>Eliminar(</w:t>
+      </w:r>
+      <w:proofErr w:type="gramEnd"/>
+      <w:r>
+        <w:t xml:space="preserve">) (baja </w:t>
       </w:r>
       <w:proofErr w:type="spellStart"/>
       <w:r>
@@ -1499,12 +1350,17 @@
         <w:t xml:space="preserve">) y </w:t>
       </w:r>
       <w:proofErr w:type="spellStart"/>
+      <w:proofErr w:type="gramStart"/>
       <w:r>
         <w:t>ActualizarStock</w:t>
       </w:r>
       <w:proofErr w:type="spellEnd"/>
       <w:r>
-        <w:t xml:space="preserve">() (usado internamente por </w:t>
+        <w:t>(</w:t>
+      </w:r>
+      <w:proofErr w:type="gramEnd"/>
+      <w:r>
+        <w:t xml:space="preserve">) (usado internamente por </w:t>
       </w:r>
       <w:proofErr w:type="spellStart"/>
       <w:r>
@@ -1589,15 +1445,60 @@
         <w:t>métodos</w:t>
       </w:r>
       <w:r>
-        <w:t xml:space="preserve"> Listar(), </w:t>
-      </w:r>
-      <w:proofErr w:type="spellStart"/>
+        <w:t xml:space="preserve"> </w:t>
+      </w:r>
+      <w:proofErr w:type="gramStart"/>
+      <w:r>
+        <w:t>Listar(</w:t>
+      </w:r>
+      <w:proofErr w:type="gramEnd"/>
+      <w:r>
+        <w:t xml:space="preserve">), </w:t>
+      </w:r>
+      <w:proofErr w:type="spellStart"/>
+      <w:proofErr w:type="gramStart"/>
       <w:r>
         <w:t>BuscarPorID</w:t>
       </w:r>
       <w:proofErr w:type="spellEnd"/>
       <w:r>
-        <w:t>(), Buscar(), Agregar(), Editar(), Eliminar().</w:t>
+        <w:t>(</w:t>
+      </w:r>
+      <w:proofErr w:type="gramEnd"/>
+      <w:r>
+        <w:t xml:space="preserve">), </w:t>
+      </w:r>
+      <w:proofErr w:type="gramStart"/>
+      <w:r>
+        <w:t>Buscar(</w:t>
+      </w:r>
+      <w:proofErr w:type="gramEnd"/>
+      <w:r>
+        <w:t xml:space="preserve">), </w:t>
+      </w:r>
+      <w:proofErr w:type="gramStart"/>
+      <w:r>
+        <w:t>Agregar(</w:t>
+      </w:r>
+      <w:proofErr w:type="gramEnd"/>
+      <w:r>
+        <w:t xml:space="preserve">), </w:t>
+      </w:r>
+      <w:proofErr w:type="gramStart"/>
+      <w:r>
+        <w:t>Editar(</w:t>
+      </w:r>
+      <w:proofErr w:type="gramEnd"/>
+      <w:r>
+        <w:t xml:space="preserve">), </w:t>
+      </w:r>
+      <w:proofErr w:type="gramStart"/>
+      <w:r>
+        <w:t>Eliminar(</w:t>
+      </w:r>
+      <w:proofErr w:type="gramEnd"/>
+      <w:r>
+        <w:t>).</w:t>
       </w:r>
     </w:p>
     <w:p>
@@ -1674,6 +1575,7 @@
         <w:jc w:val="both"/>
       </w:pPr>
       <w:r>
+        <w:lastRenderedPageBreak/>
         <w:t xml:space="preserve">Interfaces relacionadas: Tablas SQLite: Ventas, </w:t>
       </w:r>
       <w:proofErr w:type="spellStart"/>
@@ -1710,7 +1612,6 @@
       </w:r>
       <w:proofErr w:type="spellStart"/>
       <w:r>
-        <w:lastRenderedPageBreak/>
         <w:t>CajaService</w:t>
       </w:r>
       <w:proofErr w:type="spellEnd"/>
@@ -2048,10 +1949,12 @@
         <w:t xml:space="preserve">Objetivo: Proveer un </w:t>
       </w:r>
       <w:proofErr w:type="spellStart"/>
+      <w:proofErr w:type="gramStart"/>
       <w:r>
         <w:t>hub</w:t>
       </w:r>
       <w:proofErr w:type="spellEnd"/>
+      <w:proofErr w:type="gramEnd"/>
       <w:r>
         <w:t xml:space="preserve"> centralizado de navegación con </w:t>
       </w:r>
@@ -2078,6 +1981,7 @@
         <w:jc w:val="both"/>
       </w:pPr>
       <w:r>
+        <w:lastRenderedPageBreak/>
         <w:t xml:space="preserve">Pantallas: </w:t>
       </w:r>
       <w:proofErr w:type="spellStart"/>
@@ -2110,11 +2014,7 @@
       </w:r>
       <w:proofErr w:type="spellEnd"/>
       <w:r>
-        <w:t xml:space="preserve"> de branding (logo + nombre + subtitulo), botones de navegación con indicador activo de 4px, reloj en tiempo real </w:t>
-      </w:r>
-      <w:r>
-        <w:lastRenderedPageBreak/>
-        <w:t xml:space="preserve">en </w:t>
+        <w:t xml:space="preserve"> de branding (logo + nombre + subtitulo), botones de navegación con indicador activo de 4px, reloj en tiempo real en </w:t>
       </w:r>
       <w:proofErr w:type="spellStart"/>
       <w:r>
